--- a/pr-preview/pr-111/exploratory-descriptive-handout.docx
+++ b/pr-preview/pr-111/exploratory-descriptive-handout.docx
@@ -15,10 +15,10 @@
         <w:pStyle w:val="Date"/>
       </w:pPr>
       <w:r>
-        <w:t xml:space="preserve">Last modified: 2026-10-12 15:11:40 (PDT)</w:t>
+        <w:t xml:space="preserve">Last modified: 2026-10-12 15:52:53 (PDT)</w:t>
       </w:r>
     </w:p>
-    <w:bookmarkStart w:id="20" w:name="introduction"/>
+    <w:bookmarkStart w:id="24" w:name="introduction"/>
     <w:p>
       <w:pPr>
         <w:pStyle w:val="Heading2"/>
@@ -1912,7 +1912,7 @@
       </w:r>
     </w:p>
     <w:bookmarkEnd w:id="14"/>
-    <w:bookmarkStart w:id="19" w:name="sec-populations-samples"/>
+    <w:bookmarkStart w:id="23" w:name="sec-populations-samples"/>
     <w:p>
       <w:pPr>
         <w:pStyle w:val="Heading3"/>
@@ -1931,7 +1931,7 @@
           <w:b/>
           <w:bCs/>
         </w:rPr>
-        <w:t xml:space="preserve">Definition 1 (Population and population distribution)</w:t>
+        <w:t xml:space="preserve">Definition 1 (Population)</w:t>
       </w:r>
       <w:r>
         <w:t xml:space="preserve"> </w:t>
@@ -1960,6 +1960,20 @@
       </w:r>
       <w:r>
         <w:t xml:space="preserve">(people, animals, objects, or events) that a study aims to learn about.</w:t>
+      </w:r>
+    </w:p>
+    <w:bookmarkEnd w:id="15"/>
+    <w:bookmarkStart w:id="18" w:name="def-population-distribution"/>
+    <w:p>
+      <w:pPr>
+        <w:pStyle w:val="BodyText"/>
+      </w:pPr>
+      <w:r>
+        <w:rPr>
+          <w:b/>
+          <w:bCs/>
+        </w:rPr>
+        <w:t xml:space="preserve">Definition 2 (Population distribution)</w:t>
       </w:r>
       <w:r>
         <w:t xml:space="preserve"> </w:t>
@@ -1995,33 +2009,100 @@
         <w:t xml:space="preserve"> </w:t>
       </w:r>
       <w:r>
-        <w:t xml:space="preserve">is its distribution</w:t>
-      </w:r>
-      <w:r>
-        <w:t xml:space="preserve"> </w:t>
-      </w:r>
-      <w:r>
-        <w:t xml:space="preserve">across the units of the population:</w:t>
-      </w:r>
-      <w:r>
-        <w:t xml:space="preserve"> </w:t>
-      </w:r>
-      <w:r>
-        <w:t xml:space="preserve">for a unit chosen at random from a finite population of</w:t>
+        <w:t xml:space="preserve">is the distribution of</w:t>
       </w:r>
       <w:r>
         <w:t xml:space="preserve"> </w:t>
       </w:r>
       <m:oMath>
         <m:r>
-          <m:t>N</m:t>
+          <m:t>X</m:t>
         </m:r>
       </m:oMath>
       <w:r>
         <w:t xml:space="preserve"> </w:t>
       </w:r>
       <w:r>
-        <w:t xml:space="preserve">units,</w:t>
+        <w:t xml:space="preserve">for a unit</w:t>
+      </w:r>
+      <w:r>
+        <w:t xml:space="preserve"> </w:t>
+      </w:r>
+      <w:hyperlink r:id="rId16">
+        <w:r>
+          <w:rPr>
+            <w:rStyle w:val="Hyperlink"/>
+          </w:rPr>
+          <w:t xml:space="preserve">chosen at random</w:t>
+        </w:r>
+      </w:hyperlink>
+      <w:r>
+        <w:t xml:space="preserve"> </w:t>
+      </w:r>
+      <w:r>
+        <w:t xml:space="preserve">from a population (</w:t>
+      </w:r>
+      <w:hyperlink w:anchor="def-population">
+        <w:r>
+          <w:rPr>
+            <w:rStyle w:val="Hyperlink"/>
+          </w:rPr>
+          <w:t xml:space="preserve">Definition 1</w:t>
+        </w:r>
+      </w:hyperlink>
+      <w:r>
+        <w:t xml:space="preserve">):</w:t>
+      </w:r>
+      <w:r>
+        <w:t xml:space="preserve"> </w:t>
+      </w:r>
+      <w:r>
+        <w:t xml:space="preserve">the</w:t>
+      </w:r>
+      <w:r>
+        <w:t xml:space="preserve"> </w:t>
+      </w:r>
+      <w:hyperlink r:id="rId17">
+        <w:r>
+          <w:rPr>
+            <w:rStyle w:val="Hyperlink"/>
+          </w:rPr>
+          <w:t xml:space="preserve">probability</w:t>
+        </w:r>
+      </w:hyperlink>
+      <w:r>
+        <w:t xml:space="preserve"> </w:t>
+      </w:r>
+      <w:r>
+        <w:t xml:space="preserve">that</w:t>
+      </w:r>
+      <w:r>
+        <w:t xml:space="preserve"> </w:t>
+      </w:r>
+      <m:oMath>
+        <m:r>
+          <m:t>X</m:t>
+        </m:r>
+      </m:oMath>
+      <w:r>
+        <w:t xml:space="preserve"> </w:t>
+      </w:r>
+      <w:r>
+        <w:t xml:space="preserve">falls in a set</w:t>
+      </w:r>
+      <w:r>
+        <w:t xml:space="preserve"> </w:t>
+      </w:r>
+      <m:oMath>
+        <m:r>
+          <m:t>A</m:t>
+        </m:r>
+      </m:oMath>
+      <w:r>
+        <w:t xml:space="preserve"> </w:t>
+      </w:r>
+      <w:r>
+        <w:t xml:space="preserve">is</w:t>
       </w:r>
     </w:p>
     <w:p>
@@ -2033,6 +2114,43 @@
           <m:jc m:val="center"/>
         </m:oMathParaPr>
         <m:oMath>
+          <m:r>
+            <m:t>P</m:t>
+          </m:r>
+          <m:r>
+            <m:rPr>
+              <m:sty m:val="p"/>
+            </m:rPr>
+            <m:t>(</m:t>
+          </m:r>
+          <m:r>
+            <m:t>A</m:t>
+          </m:r>
+          <m:r>
+            <m:rPr>
+              <m:sty m:val="p"/>
+            </m:rPr>
+            <m:t>)</m:t>
+          </m:r>
+          <m:limUpp>
+            <m:e>
+              <m:r>
+                <m:rPr>
+                  <m:sty m:val="p"/>
+                </m:rPr>
+                <m:t>=</m:t>
+              </m:r>
+            </m:e>
+            <m:lim>
+              <m:r>
+                <m:rPr>
+                  <m:nor/>
+                  <m:sty m:val="p"/>
+                </m:rPr>
+                <m:t>def</m:t>
+              </m:r>
+            </m:lim>
+          </m:limUpp>
           <m:r>
             <m:rPr>
               <m:sty m:val="p"/>
@@ -2063,25 +2181,115 @@
             </m:rPr>
             <m:t>)</m:t>
           </m:r>
-          <m:limUpp>
-            <m:e>
-              <m:r>
-                <m:rPr>
-                  <m:sty m:val="p"/>
-                </m:rPr>
-                <m:t>=</m:t>
-              </m:r>
-            </m:e>
-            <m:lim>
-              <m:r>
-                <m:rPr>
-                  <m:nor/>
-                  <m:sty m:val="p"/>
-                </m:rPr>
-                <m:t>def</m:t>
-              </m:r>
-            </m:lim>
-          </m:limUpp>
+          <m:r>
+            <m:rPr>
+              <m:sty m:val="p"/>
+            </m:rPr>
+            <m:t>,</m:t>
+          </m:r>
+        </m:oMath>
+      </m:oMathPara>
+    </w:p>
+    <w:p>
+      <w:pPr>
+        <w:pStyle w:val="FirstParagraph"/>
+      </w:pPr>
+      <w:r>
+        <w:t xml:space="preserve">where the probability refers to the random choice of the unit.</w:t>
+      </w:r>
+    </w:p>
+    <w:bookmarkEnd w:id="18"/>
+    <w:p>
+      <w:pPr>
+        <w:pStyle w:val="BodyText"/>
+      </w:pPr>
+      <w:r>
+        <w:rPr>
+          <w:i/>
+          <w:iCs/>
+        </w:rPr>
+        <w:t xml:space="preserve">Remark</w:t>
+      </w:r>
+      <w:r>
+        <w:t xml:space="preserve">. </w:t>
+      </w:r>
+      <w:r>
+        <w:t xml:space="preserve">A population may be finite or infinite.</w:t>
+      </w:r>
+      <w:r>
+        <w:t xml:space="preserve"> </w:t>
+      </w:r>
+      <w:r>
+        <w:t xml:space="preserve">For a finite population of</w:t>
+      </w:r>
+      <w:r>
+        <w:t xml:space="preserve"> </w:t>
+      </w:r>
+      <m:oMath>
+        <m:r>
+          <m:t>N</m:t>
+        </m:r>
+      </m:oMath>
+      <w:r>
+        <w:t xml:space="preserve"> </w:t>
+      </w:r>
+      <w:r>
+        <w:t xml:space="preserve">units, the random choice gives each unit probability</w:t>
+      </w:r>
+      <w:r>
+        <w:t xml:space="preserve"> </w:t>
+      </w:r>
+      <m:oMath>
+        <m:r>
+          <m:t>1</m:t>
+        </m:r>
+        <m:r>
+          <m:rPr>
+            <m:sty m:val="p"/>
+          </m:rPr>
+          <m:t>/</m:t>
+        </m:r>
+        <m:r>
+          <m:t>N</m:t>
+        </m:r>
+      </m:oMath>
+      <w:r>
+        <w:t xml:space="preserve">, so</w:t>
+      </w:r>
+    </w:p>
+    <w:p>
+      <w:pPr>
+        <w:pStyle w:val="BodyText"/>
+      </w:pPr>
+      <m:oMathPara>
+        <m:oMathParaPr>
+          <m:jc m:val="center"/>
+        </m:oMathParaPr>
+        <m:oMath>
+          <m:r>
+            <m:t>P</m:t>
+          </m:r>
+          <m:r>
+            <m:rPr>
+              <m:sty m:val="p"/>
+            </m:rPr>
+            <m:t>(</m:t>
+          </m:r>
+          <m:r>
+            <m:t>A</m:t>
+          </m:r>
+          <m:r>
+            <m:rPr>
+              <m:sty m:val="p"/>
+            </m:rPr>
+            <m:t>)</m:t>
+          </m:r>
+          <m:r>
+            <m:rPr>
+              <m:sty m:val="p"/>
+            </m:rPr>
+            <m:t>=</m:t>
+          </m:r>
           <m:f>
             <m:fPr>
               <m:type m:val="bar"/>
@@ -2122,18 +2330,130 @@
         </m:oMath>
       </m:oMathPara>
     </w:p>
-    <w:bookmarkEnd w:id="15"/>
-    <w:bookmarkStart w:id="17" w:name="def-sample"/>
     <w:p>
       <w:pPr>
         <w:pStyle w:val="FirstParagraph"/>
       </w:pPr>
       <w:r>
+        <w:t xml:space="preserve">An infinite population, such as all the coin flips a coin could ever produce,</w:t>
+      </w:r>
+      <w:r>
+        <w:t xml:space="preserve"> </w:t>
+      </w:r>
+      <w:r>
+        <w:t xml:space="preserve">is described directly by a distribution.</w:t>
+      </w:r>
+      <w:r>
+        <w:t xml:space="preserve"> </w:t>
+      </w:r>
+      <w:r>
+        <w:t xml:space="preserve">The population distribution can equally be described by its</w:t>
+      </w:r>
+      <w:r>
+        <w:t xml:space="preserve"> </w:t>
+      </w:r>
+      <w:r>
+        <w:t xml:space="preserve">cumulative distribution function</w:t>
+      </w:r>
+      <w:r>
+        <w:t xml:space="preserve"> </w:t>
+      </w:r>
+      <m:oMath>
+        <m:r>
+          <m:t>F</m:t>
+        </m:r>
+        <m:r>
+          <m:rPr>
+            <m:sty m:val="p"/>
+          </m:rPr>
+          <m:t>(</m:t>
+        </m:r>
+        <m:r>
+          <m:t>t</m:t>
+        </m:r>
+        <m:r>
+          <m:rPr>
+            <m:sty m:val="p"/>
+          </m:rPr>
+          <m:t>)</m:t>
+        </m:r>
+        <m:r>
+          <m:rPr>
+            <m:sty m:val="p"/>
+          </m:rPr>
+          <m:t>=</m:t>
+        </m:r>
+        <m:r>
+          <m:t>P</m:t>
+        </m:r>
+        <m:r>
+          <m:t>​</m:t>
+        </m:r>
+        <m:d>
+          <m:dPr>
+            <m:begChr m:val="("/>
+            <m:sepChr m:val=""/>
+            <m:endChr m:val=")"/>
+            <m:grow/>
+          </m:dPr>
+          <m:e>
+            <m:r>
+              <m:rPr>
+                <m:sty m:val="p"/>
+              </m:rPr>
+              <m:t>(</m:t>
+            </m:r>
+            <m:r>
+              <m:rPr>
+                <m:sty m:val="p"/>
+              </m:rPr>
+              <m:t>−</m:t>
+            </m:r>
+            <m:r>
+              <m:rPr>
+                <m:sty m:val="p"/>
+              </m:rPr>
+              <m:t>∞</m:t>
+            </m:r>
+            <m:r>
+              <m:rPr>
+                <m:sty m:val="p"/>
+              </m:rPr>
+              <m:t>,</m:t>
+            </m:r>
+            <m:r>
+              <m:t>t</m:t>
+            </m:r>
+            <m:r>
+              <m:rPr>
+                <m:sty m:val="p"/>
+              </m:rPr>
+              <m:t>]</m:t>
+            </m:r>
+          </m:e>
+        </m:d>
+        <m:r>
+          <m:t>​</m:t>
+        </m:r>
+      </m:oMath>
+      <w:r>
+        <w:t xml:space="preserve"> </w:t>
+      </w:r>
+      <w:r>
+        <w:t xml:space="preserve">or, when it has one, by its probability mass or density function.</w:t>
+      </w:r>
+    </w:p>
+    <w:bookmarkStart w:id="19" w:name="def-sample"/>
+    <w:p>
+      <w:pPr>
+        <w:pStyle w:val="BodyText"/>
+      </w:pPr>
+      <w:r>
         <w:rPr>
           <w:b/>
           <w:bCs/>
         </w:rPr>
-        <w:t xml:space="preserve">Definition 2 (Sample and random sample)</w:t>
+        <w:t xml:space="preserve">Definition 3 (Sample)</w:t>
       </w:r>
       <w:r>
         <w:t xml:space="preserve"> </w:t>
@@ -2249,20 +2569,45 @@
       <w:r>
         <w:t xml:space="preserve">).</w:t>
       </w:r>
-      <w:r>
-        <w:t xml:space="preserve"> </w:t>
-      </w:r>
-      <w:r>
-        <w:t xml:space="preserve">A sample is a</w:t>
-      </w:r>
-      <w:r>
-        <w:t xml:space="preserve"> </w:t>
-      </w:r>
+    </w:p>
+    <w:bookmarkEnd w:id="19"/>
+    <w:bookmarkStart w:id="21" w:name="def-random-sample"/>
+    <w:p>
+      <w:pPr>
+        <w:pStyle w:val="BodyText"/>
+      </w:pPr>
       <w:r>
         <w:rPr>
           <w:b/>
           <w:bCs/>
         </w:rPr>
+        <w:t xml:space="preserve">Definition 4 (Random sample)</w:t>
+      </w:r>
+      <w:r>
+        <w:t xml:space="preserve"> </w:t>
+      </w:r>
+      <w:r>
+        <w:t xml:space="preserve">A sample (</w:t>
+      </w:r>
+      <w:hyperlink w:anchor="def-sample">
+        <w:r>
+          <w:rPr>
+            <w:rStyle w:val="Hyperlink"/>
+          </w:rPr>
+          <w:t xml:space="preserve">Definition 3</w:t>
+        </w:r>
+      </w:hyperlink>
+      <w:r>
+        <w:t xml:space="preserve">) is a</w:t>
+      </w:r>
+      <w:r>
+        <w:t xml:space="preserve"> </w:t>
+      </w:r>
+      <w:r>
+        <w:rPr>
+          <w:b/>
+          <w:bCs/>
+        </w:rPr>
         <w:t xml:space="preserve">random sample</w:t>
       </w:r>
       <w:r>
@@ -2280,7 +2625,7 @@
       <w:r>
         <w:t xml:space="preserve"> </w:t>
       </w:r>
-      <w:hyperlink r:id="rId16">
+      <w:hyperlink r:id="rId20">
         <w:r>
           <w:rPr>
             <w:rStyle w:val="Hyperlink"/>
@@ -2292,7 +2637,18 @@
         <w:t xml:space="preserve"> </w:t>
       </w:r>
       <w:r>
-        <w:t xml:space="preserve">draws from the population distribution:</w:t>
+        <w:t xml:space="preserve">draws from the population distribution (</w:t>
+      </w:r>
+      <w:hyperlink w:anchor="def-population-distribution">
+        <w:r>
+          <w:rPr>
+            <w:rStyle w:val="Hyperlink"/>
+          </w:rPr>
+          <w:t xml:space="preserve">Definition 2</w:t>
+        </w:r>
+      </w:hyperlink>
+      <w:r>
+        <w:t xml:space="preserve">):</w:t>
       </w:r>
     </w:p>
     <w:p>
@@ -2356,7 +2712,7 @@
             <m:t> </m:t>
           </m:r>
           <m:r>
-            <m:t>F</m:t>
+            <m:t>P</m:t>
           </m:r>
           <m:r>
             <m:rPr>
@@ -2379,17 +2735,17 @@
       </w:r>
       <m:oMath>
         <m:r>
-          <m:t>F</m:t>
+          <m:t>P</m:t>
         </m:r>
       </m:oMath>
       <w:r>
         <w:t xml:space="preserve"> </w:t>
       </w:r>
       <w:r>
-        <w:t xml:space="preserve">is the distribution function of the population distribution.</w:t>
+        <w:t xml:space="preserve">is the population distribution.</w:t>
       </w:r>
     </w:p>
-    <w:bookmarkEnd w:id="17"/>
+    <w:bookmarkEnd w:id="21"/>
     <w:p>
       <w:pPr>
         <w:pStyle w:val="BodyText"/>
@@ -2405,6 +2761,18 @@
         <w:t xml:space="preserve">. </w:t>
       </w:r>
       <w:r>
+        <w:t xml:space="preserve">Drawing without replacement from a finite population gives observations that are only approximately independent,</w:t>
+      </w:r>
+      <w:r>
+        <w:t xml:space="preserve"> </w:t>
+      </w:r>
+      <w:r>
+        <w:t xml:space="preserve">and nearly so when the population is much larger than the sample.</w:t>
+      </w:r>
+      <w:r>
+        <w:t xml:space="preserve"> </w:t>
+      </w:r>
+      <w:r>
         <w:t xml:space="preserve">Few real studies draw a perfectly random sample,</w:t>
       </w:r>
       <w:r>
@@ -2420,7 +2788,7 @@
         <w:t xml:space="preserve">approximates one.</w:t>
       </w:r>
     </w:p>
-    <w:bookmarkStart w:id="18" w:name="exm-population-sample-wcgs"/>
+    <w:bookmarkStart w:id="22" w:name="exm-population-sample-wcgs"/>
     <w:p>
       <w:pPr>
         <w:pStyle w:val="BodyText"/>
@@ -2436,7 +2804,7 @@
         <w:t xml:space="preserve"> </w:t>
       </w:r>
       <w:r>
-        <w:t xml:space="preserve">The WCGS recruited employed men aged 39 to 59 years in California.</w:t>
+        <w:t xml:space="preserve">In 1960, the WCGS recruited employed men aged 39 to 59 years in California.</w:t>
       </w:r>
       <w:r>
         <w:t xml:space="preserve"> </w:t>
@@ -2459,30 +2827,9 @@
         <w:t xml:space="preserve"> </w:t>
       </w:r>
       <w:r>
-        <w:t xml:space="preserve">so the population distribution of cholesterol is its distribution among those men.</w:t>
-      </w:r>
-      <w:r>
-        <w:t xml:space="preserve"> </w:t>
-      </w:r>
-      <w:r>
-        <w:t xml:space="preserve">The</w:t>
-      </w:r>
-      <w:r>
-        <w:t xml:space="preserve"> </w:t>
-      </w:r>
-      <w:r>
-        <w:rPr>
-          <w:rStyle w:val="VerbatimChar"/>
-        </w:rPr>
-        <w:t xml:space="preserve">wcgs</w:t>
-      </w:r>
-      <w:r>
-        <w:t xml:space="preserve"> </w:t>
-      </w:r>
-      <w:r>
-        <w:t xml:space="preserve">data frame is the sample (</w:t>
-      </w:r>
-      <w:hyperlink w:anchor="def-sample">
+        <w:t xml:space="preserve">so the population distribution (</w:t>
+      </w:r>
+      <w:hyperlink w:anchor="def-population-distribution">
         <w:r>
           <w:rPr>
             <w:rStyle w:val="Hyperlink"/>
@@ -2491,6 +2838,38 @@
         </w:r>
       </w:hyperlink>
       <w:r>
+        <w:t xml:space="preserve">) of cholesterol is its distribution among those men.</w:t>
+      </w:r>
+      <w:r>
+        <w:t xml:space="preserve"> </w:t>
+      </w:r>
+      <w:r>
+        <w:t xml:space="preserve">The</w:t>
+      </w:r>
+      <w:r>
+        <w:t xml:space="preserve"> </w:t>
+      </w:r>
+      <w:r>
+        <w:rPr>
+          <w:rStyle w:val="VerbatimChar"/>
+        </w:rPr>
+        <w:t xml:space="preserve">wcgs</w:t>
+      </w:r>
+      <w:r>
+        <w:t xml:space="preserve"> </w:t>
+      </w:r>
+      <w:r>
+        <w:t xml:space="preserve">data frame is the sample (</w:t>
+      </w:r>
+      <w:hyperlink w:anchor="def-sample">
+        <w:r>
+          <w:rPr>
+            <w:rStyle w:val="Hyperlink"/>
+          </w:rPr>
+          <w:t xml:space="preserve">Definition 3</w:t>
+        </w:r>
+      </w:hyperlink>
+      <w:r>
         <w:t xml:space="preserve">):</w:t>
       </w:r>
       <w:r>
@@ -2509,7 +2888,18 @@
         <w:t xml:space="preserve"> </w:t>
       </w:r>
       <w:r>
-        <w:t xml:space="preserve">so the sample is not a random sample of the population.</w:t>
+        <w:t xml:space="preserve">so the sample is not a random sample (</w:t>
+      </w:r>
+      <w:hyperlink w:anchor="def-random-sample">
+        <w:r>
+          <w:rPr>
+            <w:rStyle w:val="Hyperlink"/>
+          </w:rPr>
+          <w:t xml:space="preserve">Definition 4</w:t>
+        </w:r>
+      </w:hyperlink>
+      <w:r>
+        <w:t xml:space="preserve">) of the population.</w:t>
       </w:r>
       <w:r>
         <w:t xml:space="preserve"> </w:t>
@@ -2536,10 +2926,10 @@
         <w:t xml:space="preserve">only to the extent that the volunteers resemble the rest of the population.</w:t>
       </w:r>
     </w:p>
-    <w:bookmarkEnd w:id="18"/>
-    <w:bookmarkEnd w:id="19"/>
-    <w:bookmarkEnd w:id="20"/>
-    <w:bookmarkStart w:id="44" w:name="summarizing-a-single-variable"/>
+    <w:bookmarkEnd w:id="22"/>
+    <w:bookmarkEnd w:id="23"/>
+    <w:bookmarkEnd w:id="24"/>
+    <w:bookmarkStart w:id="48" w:name="summarizing-a-single-variable"/>
     <w:p>
       <w:pPr>
         <w:pStyle w:val="Heading2"/>
@@ -2548,7 +2938,7 @@
         <w:t xml:space="preserve">2 Summarizing a single variable</w:t>
       </w:r>
     </w:p>
-    <w:bookmarkStart w:id="26" w:name="measures-of-center"/>
+    <w:bookmarkStart w:id="30" w:name="measures-of-center"/>
     <w:p>
       <w:pPr>
         <w:pStyle w:val="Heading3"/>
@@ -2557,7 +2947,7 @@
         <w:t xml:space="preserve">2.1 Measures of center</w:t>
       </w:r>
     </w:p>
-    <w:bookmarkStart w:id="21" w:name="def-sample-mean"/>
+    <w:bookmarkStart w:id="25" w:name="def-sample-mean"/>
     <w:p>
       <w:pPr>
         <w:pStyle w:val="FirstParagraph"/>
@@ -2567,7 +2957,7 @@
           <w:b/>
           <w:bCs/>
         </w:rPr>
-        <w:t xml:space="preserve">Definition 3 (Sample mean)</w:t>
+        <w:t xml:space="preserve">Definition 5 (Sample mean)</w:t>
       </w:r>
       <w:r>
         <w:t xml:space="preserve"> </w:t>
@@ -2756,8 +3146,8 @@
         </m:oMath>
       </m:oMathPara>
     </w:p>
-    <w:bookmarkEnd w:id="21"/>
-    <w:bookmarkStart w:id="22" w:name="exm-sample-mean"/>
+    <w:bookmarkEnd w:id="25"/>
+    <w:bookmarkStart w:id="26" w:name="exm-sample-mean"/>
     <w:p>
       <w:pPr>
         <w:pStyle w:val="FirstParagraph"/>
@@ -2865,8 +3255,8 @@
         <w:t xml:space="preserve">#&gt; [1] 226.372</w:t>
       </w:r>
     </w:p>
-    <w:bookmarkEnd w:id="22"/>
-    <w:bookmarkStart w:id="24" w:name="def-sample-median"/>
+    <w:bookmarkEnd w:id="26"/>
+    <w:bookmarkStart w:id="28" w:name="def-sample-median"/>
     <w:p>
       <w:pPr>
         <w:pStyle w:val="FirstParagraph"/>
@@ -2876,7 +3266,7 @@
           <w:b/>
           <w:bCs/>
         </w:rPr>
-        <w:t xml:space="preserve">Definition 4 (Sample median)</w:t>
+        <w:t xml:space="preserve">Definition 6 (Sample median)</w:t>
       </w:r>
       <w:r>
         <w:t xml:space="preserve"> </w:t>
@@ -2915,7 +3305,7 @@
       <w:r>
         <w:t xml:space="preserve"> </w:t>
       </w:r>
-      <w:hyperlink r:id="rId23">
+      <w:hyperlink r:id="rId27">
         <w:r>
           <w:rPr>
             <w:rStyle w:val="Hyperlink"/>
@@ -3232,8 +3622,8 @@
         <w:t xml:space="preserve">.</w:t>
       </w:r>
     </w:p>
-    <w:bookmarkEnd w:id="24"/>
-    <w:bookmarkStart w:id="25" w:name="exm-sample-median"/>
+    <w:bookmarkEnd w:id="28"/>
+    <w:bookmarkStart w:id="29" w:name="exm-sample-median"/>
     <w:p>
       <w:pPr>
         <w:pStyle w:val="FirstParagraph"/>
@@ -3369,9 +3759,9 @@
         <w:t xml:space="preserve">A median is less sensitive to extreme values than a mean.</w:t>
       </w:r>
     </w:p>
-    <w:bookmarkEnd w:id="25"/>
-    <w:bookmarkEnd w:id="26"/>
-    <w:bookmarkStart w:id="37" w:name="measures-of-spread"/>
+    <w:bookmarkEnd w:id="29"/>
+    <w:bookmarkEnd w:id="30"/>
+    <w:bookmarkStart w:id="41" w:name="measures-of-spread"/>
     <w:p>
       <w:pPr>
         <w:pStyle w:val="Heading3"/>
@@ -3380,7 +3770,7 @@
         <w:t xml:space="preserve">2.2 Measures of spread</w:t>
       </w:r>
     </w:p>
-    <w:bookmarkStart w:id="27" w:name="def-sample-variance"/>
+    <w:bookmarkStart w:id="31" w:name="def-sample-variance"/>
     <w:p>
       <w:pPr>
         <w:pStyle w:val="FirstParagraph"/>
@@ -3390,7 +3780,7 @@
           <w:b/>
           <w:bCs/>
         </w:rPr>
-        <w:t xml:space="preserve">Definition 5 (Sample variance)</w:t>
+        <w:t xml:space="preserve">Definition 7 (Sample variance)</w:t>
       </w:r>
       <w:r>
         <w:t xml:space="preserve"> </w:t>
@@ -3583,8 +3973,8 @@
         </m:oMath>
       </m:oMathPara>
     </w:p>
-    <w:bookmarkEnd w:id="27"/>
-    <w:bookmarkStart w:id="28" w:name="def-sample-sd"/>
+    <w:bookmarkEnd w:id="31"/>
+    <w:bookmarkStart w:id="32" w:name="def-sample-sd"/>
     <w:p>
       <w:pPr>
         <w:pStyle w:val="FirstParagraph"/>
@@ -3594,7 +3984,7 @@
           <w:b/>
           <w:bCs/>
         </w:rPr>
-        <w:t xml:space="preserve">Definition 6 (Sample standard deviation)</w:t>
+        <w:t xml:space="preserve">Definition 8 (Sample standard deviation)</w:t>
       </w:r>
       <w:r>
         <w:t xml:space="preserve"> </w:t>
@@ -3687,8 +4077,8 @@
         </m:oMath>
       </m:oMathPara>
     </w:p>
-    <w:bookmarkEnd w:id="28"/>
-    <w:bookmarkStart w:id="29" w:name="rem-sd-units"/>
+    <w:bookmarkEnd w:id="32"/>
+    <w:bookmarkStart w:id="33" w:name="rem-sd-units"/>
     <w:p>
       <w:pPr>
         <w:pStyle w:val="FirstParagraph"/>
@@ -3719,8 +4109,8 @@
         <w:t xml:space="preserve">whose units are squared.</w:t>
       </w:r>
     </w:p>
-    <w:bookmarkEnd w:id="29"/>
-    <w:bookmarkStart w:id="30" w:name="exm-sample-sd"/>
+    <w:bookmarkEnd w:id="33"/>
+    <w:bookmarkStart w:id="34" w:name="exm-sample-sd"/>
     <w:p>
       <w:pPr>
         <w:pStyle w:val="BodyText"/>
@@ -3890,8 +4280,8 @@
         <w:t xml:space="preserve">like the cholesterol values themselves.</w:t>
       </w:r>
     </w:p>
-    <w:bookmarkEnd w:id="30"/>
-    <w:bookmarkStart w:id="32" w:name="def-quartiles"/>
+    <w:bookmarkEnd w:id="34"/>
+    <w:bookmarkStart w:id="36" w:name="def-quartiles"/>
     <w:p>
       <w:pPr>
         <w:pStyle w:val="BodyText"/>
@@ -3901,7 +4291,7 @@
           <w:b/>
           <w:bCs/>
         </w:rPr>
-        <w:t xml:space="preserve">Definition 7 (Quartiles)</w:t>
+        <w:t xml:space="preserve">Definition 9 (Quartiles)</w:t>
       </w:r>
       <w:r>
         <w:t xml:space="preserve"> </w:t>
@@ -3981,7 +4371,7 @@
       <w:r>
         <w:t xml:space="preserve">(</w:t>
       </w:r>
-      <w:hyperlink r:id="rId31">
+      <w:hyperlink r:id="rId35">
         <w:r>
           <w:rPr>
             <w:rStyle w:val="Hyperlink"/>
@@ -3999,8 +4389,8 @@
         <w:t xml:space="preserve">also called the 25th and 75th percentiles.</w:t>
       </w:r>
     </w:p>
-    <w:bookmarkEnd w:id="32"/>
-    <w:bookmarkStart w:id="34" w:name="rem-quartile-software"/>
+    <w:bookmarkEnd w:id="36"/>
+    <w:bookmarkStart w:id="38" w:name="rem-quartile-software"/>
     <w:p>
       <w:pPr>
         <w:pStyle w:val="BodyText"/>
@@ -4068,7 +4458,7 @@
       <w:r>
         <w:t xml:space="preserve">(</w:t>
       </w:r>
-      <w:hyperlink r:id="rId33">
+      <w:hyperlink r:id="rId37">
         <w:r>
           <w:rPr>
             <w:rStyle w:val="Hyperlink"/>
@@ -4119,8 +4509,8 @@
         <w:t xml:space="preserve">, interpolates.</w:t>
       </w:r>
     </w:p>
-    <w:bookmarkEnd w:id="34"/>
-    <w:bookmarkStart w:id="35" w:name="def-IQR"/>
+    <w:bookmarkEnd w:id="38"/>
+    <w:bookmarkStart w:id="39" w:name="def-IQR"/>
     <w:p>
       <w:pPr>
         <w:pStyle w:val="BodyText"/>
@@ -4130,7 +4520,7 @@
           <w:b/>
           <w:bCs/>
         </w:rPr>
-        <w:t xml:space="preserve">Definition 8 (Interquartile range)</w:t>
+        <w:t xml:space="preserve">Definition 10 (Interquartile range)</w:t>
       </w:r>
       <w:r>
         <w:t xml:space="preserve"> </w:t>
@@ -4243,8 +4633,8 @@
         </m:oMath>
       </m:oMathPara>
     </w:p>
-    <w:bookmarkEnd w:id="35"/>
-    <w:bookmarkStart w:id="36" w:name="exm-IQR"/>
+    <w:bookmarkEnd w:id="39"/>
+    <w:bookmarkStart w:id="40" w:name="exm-IQR"/>
     <w:p>
       <w:pPr>
         <w:pStyle w:val="FirstParagraph"/>
@@ -4516,9 +4906,9 @@
         <w:t xml:space="preserve">so it is less sensitive to outliers than the standard deviation.</w:t>
       </w:r>
     </w:p>
-    <w:bookmarkEnd w:id="36"/>
-    <w:bookmarkEnd w:id="37"/>
-    <w:bookmarkStart w:id="39" w:name="summary-statistics-in-r"/>
+    <w:bookmarkEnd w:id="40"/>
+    <w:bookmarkEnd w:id="41"/>
+    <w:bookmarkStart w:id="43" w:name="summary-statistics-in-r"/>
     <w:p>
       <w:pPr>
         <w:pStyle w:val="Heading3"/>
@@ -4584,7 +4974,7 @@
           <w:rPr>
             <w:rStyle w:val="Hyperlink"/>
           </w:rPr>
-          <w:t xml:space="preserve">Definition 7</w:t>
+          <w:t xml:space="preserve">Definition 9</w:t>
         </w:r>
       </w:hyperlink>
       <w:r>
@@ -4685,7 +5075,7 @@
       <w:tr>
         <w:tc>
           <w:tcPr/>
-          <w:bookmarkStart w:id="38" w:name="tbl-wcgs-summary-continuous"/>
+          <w:bookmarkStart w:id="42" w:name="tbl-wcgs-summary-continuous"/>
           <w:p>
             <w:pPr>
               <w:jc w:val="center"/>
@@ -5412,12 +5802,12 @@
               </w:tc>
             </w:tr>
           </w:tbl>
-          <w:bookmarkEnd w:id="38"/>
+          <w:bookmarkEnd w:id="42"/>
         </w:tc>
       </w:tr>
     </w:tbl>
-    <w:bookmarkEnd w:id="39"/>
-    <w:bookmarkStart w:id="43" w:name="binary-and-categorical-variables"/>
+    <w:bookmarkEnd w:id="43"/>
+    <w:bookmarkStart w:id="47" w:name="binary-and-categorical-variables"/>
     <w:p>
       <w:pPr>
         <w:pStyle w:val="Heading3"/>
@@ -5426,7 +5816,7 @@
         <w:t xml:space="preserve">2.4 Binary and categorical variables</w:t>
       </w:r>
     </w:p>
-    <w:bookmarkStart w:id="40" w:name="def-sample-proportion"/>
+    <w:bookmarkStart w:id="44" w:name="def-sample-proportion"/>
     <w:p>
       <w:pPr>
         <w:pStyle w:val="FirstParagraph"/>
@@ -5436,7 +5826,7 @@
           <w:b/>
           <w:bCs/>
         </w:rPr>
-        <w:t xml:space="preserve">Definition 9 (Sample proportion)</w:t>
+        <w:t xml:space="preserve">Definition 11 (Sample proportion)</w:t>
       </w:r>
       <w:r>
         <w:t xml:space="preserve"> </w:t>
@@ -5565,8 +5955,8 @@
         <w:t xml:space="preserve">is the number of observations.</w:t>
       </w:r>
     </w:p>
-    <w:bookmarkEnd w:id="40"/>
-    <w:bookmarkStart w:id="41" w:name="exm-sample-proportion"/>
+    <w:bookmarkEnd w:id="44"/>
+    <w:bookmarkStart w:id="45" w:name="exm-sample-proportion"/>
     <w:p>
       <w:pPr>
         <w:pStyle w:val="BodyText"/>
@@ -5727,7 +6117,7 @@
         <w:t xml:space="preserve">0.081.</w:t>
       </w:r>
     </w:p>
-    <w:bookmarkEnd w:id="41"/>
+    <w:bookmarkEnd w:id="45"/>
     <w:p>
       <w:pPr>
         <w:pStyle w:val="BodyText"/>
@@ -5778,7 +6168,7 @@
       <w:tr>
         <w:tc>
           <w:tcPr/>
-          <w:bookmarkStart w:id="42" w:name="tbl-wcgs-summary-cat"/>
+          <w:bookmarkStart w:id="46" w:name="tbl-wcgs-summary-cat"/>
           <w:p>
             <w:pPr>
               <w:jc w:val="center"/>
@@ -6773,13 +7163,13 @@
               </w:tc>
             </w:tr>
           </w:tbl>
-          <w:bookmarkEnd w:id="42"/>
+          <w:bookmarkEnd w:id="46"/>
         </w:tc>
       </w:tr>
     </w:tbl>
-    <w:bookmarkEnd w:id="43"/>
-    <w:bookmarkEnd w:id="44"/>
-    <w:bookmarkStart w:id="77" w:name="graphical-methods"/>
+    <w:bookmarkEnd w:id="47"/>
+    <w:bookmarkEnd w:id="48"/>
+    <w:bookmarkStart w:id="81" w:name="graphical-methods"/>
     <w:p>
       <w:pPr>
         <w:pStyle w:val="Heading2"/>
@@ -6814,7 +7204,7 @@
         <w:t xml:space="preserve">Different types of graph suit different types of variable.</w:t>
       </w:r>
     </w:p>
-    <w:bookmarkStart w:id="51" w:name="histograms"/>
+    <w:bookmarkStart w:id="55" w:name="histograms"/>
     <w:p>
       <w:pPr>
         <w:pStyle w:val="Heading3"/>
@@ -6823,7 +7213,7 @@
         <w:t xml:space="preserve">3.1 Histograms</w:t>
       </w:r>
     </w:p>
-    <w:bookmarkStart w:id="45" w:name="def-histogram"/>
+    <w:bookmarkStart w:id="49" w:name="def-histogram"/>
     <w:p>
       <w:pPr>
         <w:pStyle w:val="FirstParagraph"/>
@@ -6833,7 +7223,7 @@
           <w:b/>
           <w:bCs/>
         </w:rPr>
-        <w:t xml:space="preserve">Definition 10 (Histogram)</w:t>
+        <w:t xml:space="preserve">Definition 12 (Histogram)</w:t>
       </w:r>
       <w:r>
         <w:t xml:space="preserve"> </w:t>
@@ -6876,8 +7266,8 @@
         <w:t xml:space="preserve">whose height is the number (or proportion) of observations in that interval.</w:t>
       </w:r>
     </w:p>
-    <w:bookmarkEnd w:id="45"/>
-    <w:bookmarkStart w:id="46" w:name="def-bin"/>
+    <w:bookmarkEnd w:id="49"/>
+    <w:bookmarkStart w:id="50" w:name="def-bin"/>
     <w:p>
       <w:pPr>
         <w:pStyle w:val="BodyText"/>
@@ -6887,7 +7277,7 @@
           <w:b/>
           <w:bCs/>
         </w:rPr>
-        <w:t xml:space="preserve">Definition 11 (Bin)</w:t>
+        <w:t xml:space="preserve">Definition 13 (Bin)</w:t>
       </w:r>
       <w:r>
         <w:t xml:space="preserve"> </w:t>
@@ -6912,7 +7302,7 @@
         <w:t xml:space="preserve">of a histogram is one of its intervals.</w:t>
       </w:r>
     </w:p>
-    <w:bookmarkEnd w:id="46"/>
+    <w:bookmarkEnd w:id="50"/>
     <w:tbl>
       <w:tblPr>
         <w:tblStyle w:val="Table"/>
@@ -6926,7 +7316,7 @@
       <w:tr>
         <w:tc>
           <w:tcPr/>
-          <w:bookmarkStart w:id="50" w:name="fig-hist-chol"/>
+          <w:bookmarkStart w:id="54" w:name="fig-hist-chol"/>
           <w:p>
             <w:pPr>
               <w:pStyle w:val="SourceCode"/>
@@ -7212,18 +7602,18 @@
                 <wp:inline>
                   <wp:extent cx="4620126" cy="3696101"/>
                   <wp:effectExtent b="0" l="0" r="0" t="0"/>
-                  <wp:docPr descr="" title="" id="48" name="Picture"/>
+                  <wp:docPr descr="" title="" id="52" name="Picture"/>
                   <a:graphic>
                     <a:graphicData uri="http://schemas.openxmlformats.org/drawingml/2006/picture">
                       <pic:pic>
                         <pic:nvPicPr>
-                          <pic:cNvPr descr="exploratory-descriptive_files/figure-docx/unnamed-chunk-8-1.png" id="49" name="Picture"/>
+                          <pic:cNvPr descr="exploratory-descriptive_files/figure-docx/unnamed-chunk-8-1.png" id="53" name="Picture"/>
                           <pic:cNvPicPr>
                             <a:picLocks noChangeArrowheads="1" noChangeAspect="1"/>
                           </pic:cNvPicPr>
                         </pic:nvPicPr>
                         <pic:blipFill>
-                          <a:blip r:embed="rId47"/>
+                          <a:blip r:embed="rId51"/>
                           <a:stretch>
                             <a:fillRect/>
                           </a:stretch>
@@ -7263,7 +7653,7 @@
               <w:t xml:space="preserve">Figure 1: Histogram of total cholesterol in the WCGS dataset</w:t>
             </w:r>
           </w:p>
-          <w:bookmarkEnd w:id="50"/>
+          <w:bookmarkEnd w:id="54"/>
         </w:tc>
       </w:tr>
     </w:tbl>
@@ -7310,8 +7700,8 @@
         <w:t xml:space="preserve">but the largest value is 645 mg/dL.</w:t>
       </w:r>
     </w:p>
-    <w:bookmarkEnd w:id="51"/>
-    <w:bookmarkStart w:id="57" w:name="density-plots"/>
+    <w:bookmarkEnd w:id="55"/>
+    <w:bookmarkStart w:id="61" w:name="density-plots"/>
     <w:p>
       <w:pPr>
         <w:pStyle w:val="Heading3"/>
@@ -7320,7 +7710,7 @@
         <w:t xml:space="preserve">3.2 Density plots</w:t>
       </w:r>
     </w:p>
-    <w:bookmarkStart w:id="52" w:name="def-density-plot"/>
+    <w:bookmarkStart w:id="56" w:name="def-density-plot"/>
     <w:p>
       <w:pPr>
         <w:pStyle w:val="FirstParagraph"/>
@@ -7330,7 +7720,7 @@
           <w:b/>
           <w:bCs/>
         </w:rPr>
-        <w:t xml:space="preserve">Definition 12 (Density plot)</w:t>
+        <w:t xml:space="preserve">Definition 14 (Density plot)</w:t>
       </w:r>
       <w:r>
         <w:t xml:space="preserve"> </w:t>
@@ -7367,7 +7757,7 @@
         <w:t xml:space="preserve">scaled so that the area under the curve is 1.</w:t>
       </w:r>
     </w:p>
-    <w:bookmarkEnd w:id="52"/>
+    <w:bookmarkEnd w:id="56"/>
     <w:tbl>
       <w:tblPr>
         <w:tblStyle w:val="Table"/>
@@ -7381,7 +7771,7 @@
       <w:tr>
         <w:tc>
           <w:tcPr/>
-          <w:bookmarkStart w:id="56" w:name="fig-density-chol"/>
+          <w:bookmarkStart w:id="60" w:name="fig-density-chol"/>
           <w:p>
             <w:pPr>
               <w:pStyle w:val="SourceCode"/>
@@ -7643,18 +8033,18 @@
                 <wp:inline>
                   <wp:extent cx="4620126" cy="3696101"/>
                   <wp:effectExtent b="0" l="0" r="0" t="0"/>
-                  <wp:docPr descr="" title="" id="54" name="Picture"/>
+                  <wp:docPr descr="" title="" id="58" name="Picture"/>
                   <a:graphic>
                     <a:graphicData uri="http://schemas.openxmlformats.org/drawingml/2006/picture">
                       <pic:pic>
                         <pic:nvPicPr>
-                          <pic:cNvPr descr="exploratory-descriptive_files/figure-docx/unnamed-chunk-9-1.png" id="55" name="Picture"/>
+                          <pic:cNvPr descr="exploratory-descriptive_files/figure-docx/unnamed-chunk-9-1.png" id="59" name="Picture"/>
                           <pic:cNvPicPr>
                             <a:picLocks noChangeArrowheads="1" noChangeAspect="1"/>
                           </pic:cNvPicPr>
                         </pic:nvPicPr>
                         <pic:blipFill>
-                          <a:blip r:embed="rId53"/>
+                          <a:blip r:embed="rId57"/>
                           <a:stretch>
                             <a:fillRect/>
                           </a:stretch>
@@ -7694,12 +8084,12 @@
               <w:t xml:space="preserve">Figure 2: Density plot of total cholesterol in the WCGS dataset</w:t>
             </w:r>
           </w:p>
-          <w:bookmarkEnd w:id="56"/>
+          <w:bookmarkEnd w:id="60"/>
         </w:tc>
       </w:tr>
     </w:tbl>
-    <w:bookmarkEnd w:id="57"/>
-    <w:bookmarkStart w:id="64" w:name="box-plots"/>
+    <w:bookmarkEnd w:id="61"/>
+    <w:bookmarkStart w:id="68" w:name="box-plots"/>
     <w:p>
       <w:pPr>
         <w:pStyle w:val="Heading3"/>
@@ -7708,7 +8098,7 @@
         <w:t xml:space="preserve">3.3 Box plots</w:t>
       </w:r>
     </w:p>
-    <w:bookmarkStart w:id="58" w:name="def-boxplot"/>
+    <w:bookmarkStart w:id="62" w:name="def-boxplot"/>
     <w:p>
       <w:pPr>
         <w:pStyle w:val="FirstParagraph"/>
@@ -7718,7 +8108,7 @@
           <w:b/>
           <w:bCs/>
         </w:rPr>
-        <w:t xml:space="preserve">Definition 13 (Box plot)</w:t>
+        <w:t xml:space="preserve">Definition 15 (Box plot)</w:t>
       </w:r>
       <w:r>
         <w:t xml:space="preserve"> </w:t>
@@ -7884,8 +8274,8 @@
         <w:t xml:space="preserve">as potential outliers.</w:t>
       </w:r>
     </w:p>
-    <w:bookmarkEnd w:id="58"/>
-    <w:bookmarkStart w:id="59" w:name="rem-whisker-rule"/>
+    <w:bookmarkEnd w:id="62"/>
+    <w:bookmarkStart w:id="63" w:name="rem-whisker-rule"/>
     <w:p>
       <w:pPr>
         <w:pStyle w:val="FirstParagraph"/>
@@ -7970,7 +8360,7 @@
         <w:t xml:space="preserve">such as whiskers that run to the minimum and maximum.</w:t>
       </w:r>
     </w:p>
-    <w:bookmarkEnd w:id="59"/>
+    <w:bookmarkEnd w:id="63"/>
     <w:tbl>
       <w:tblPr>
         <w:tblStyle w:val="Table"/>
@@ -7984,7 +8374,7 @@
       <w:tr>
         <w:tc>
           <w:tcPr/>
-          <w:bookmarkStart w:id="63" w:name="fig-box-chol"/>
+          <w:bookmarkStart w:id="67" w:name="fig-box-chol"/>
           <w:p>
             <w:pPr>
               <w:pStyle w:val="SourceCode"/>
@@ -8261,18 +8651,18 @@
                 <wp:inline>
                   <wp:extent cx="4620126" cy="3696101"/>
                   <wp:effectExtent b="0" l="0" r="0" t="0"/>
-                  <wp:docPr descr="" title="" id="61" name="Picture"/>
+                  <wp:docPr descr="" title="" id="65" name="Picture"/>
                   <a:graphic>
                     <a:graphicData uri="http://schemas.openxmlformats.org/drawingml/2006/picture">
                       <pic:pic>
                         <pic:nvPicPr>
-                          <pic:cNvPr descr="exploratory-descriptive_files/figure-docx/unnamed-chunk-10-1.png" id="62" name="Picture"/>
+                          <pic:cNvPr descr="exploratory-descriptive_files/figure-docx/unnamed-chunk-10-1.png" id="66" name="Picture"/>
                           <pic:cNvPicPr>
                             <a:picLocks noChangeArrowheads="1" noChangeAspect="1"/>
                           </pic:cNvPicPr>
                         </pic:nvPicPr>
                         <pic:blipFill>
-                          <a:blip r:embed="rId60"/>
+                          <a:blip r:embed="rId64"/>
                           <a:stretch>
                             <a:fillRect/>
                           </a:stretch>
@@ -8312,12 +8702,12 @@
               <w:t xml:space="preserve">Figure 3: Box plot of total cholesterol in the WCGS dataset</w:t>
             </w:r>
           </w:p>
-          <w:bookmarkEnd w:id="63"/>
+          <w:bookmarkEnd w:id="67"/>
         </w:tc>
       </w:tr>
     </w:tbl>
-    <w:bookmarkEnd w:id="64"/>
-    <w:bookmarkStart w:id="70" w:name="bar-charts"/>
+    <w:bookmarkEnd w:id="68"/>
+    <w:bookmarkStart w:id="74" w:name="bar-charts"/>
     <w:p>
       <w:pPr>
         <w:pStyle w:val="Heading3"/>
@@ -8326,7 +8716,7 @@
         <w:t xml:space="preserve">3.4 Bar charts</w:t>
       </w:r>
     </w:p>
-    <w:bookmarkStart w:id="65" w:name="def-bar-chart"/>
+    <w:bookmarkStart w:id="69" w:name="def-bar-chart"/>
     <w:p>
       <w:pPr>
         <w:pStyle w:val="FirstParagraph"/>
@@ -8336,7 +8726,7 @@
           <w:b/>
           <w:bCs/>
         </w:rPr>
-        <w:t xml:space="preserve">Definition 14 (Bar chart)</w:t>
+        <w:t xml:space="preserve">Definition 16 (Bar chart)</w:t>
       </w:r>
       <w:r>
         <w:t xml:space="preserve"> </w:t>
@@ -8373,7 +8763,7 @@
         <w:t xml:space="preserve">as one bar per category.</w:t>
       </w:r>
     </w:p>
-    <w:bookmarkEnd w:id="65"/>
+    <w:bookmarkEnd w:id="69"/>
     <w:tbl>
       <w:tblPr>
         <w:tblStyle w:val="Table"/>
@@ -8387,7 +8777,7 @@
       <w:tr>
         <w:tc>
           <w:tcPr/>
-          <w:bookmarkStart w:id="69" w:name="fig-bar-behpat"/>
+          <w:bookmarkStart w:id="73" w:name="fig-bar-behpat"/>
           <w:p>
             <w:pPr>
               <w:pStyle w:val="SourceCode"/>
@@ -8625,18 +9015,18 @@
                 <wp:inline>
                   <wp:extent cx="4620126" cy="3696101"/>
                   <wp:effectExtent b="0" l="0" r="0" t="0"/>
-                  <wp:docPr descr="" title="" id="67" name="Picture"/>
+                  <wp:docPr descr="" title="" id="71" name="Picture"/>
                   <a:graphic>
                     <a:graphicData uri="http://schemas.openxmlformats.org/drawingml/2006/picture">
                       <pic:pic>
                         <pic:nvPicPr>
-                          <pic:cNvPr descr="exploratory-descriptive_files/figure-docx/unnamed-chunk-11-1.png" id="68" name="Picture"/>
+                          <pic:cNvPr descr="exploratory-descriptive_files/figure-docx/unnamed-chunk-11-1.png" id="72" name="Picture"/>
                           <pic:cNvPicPr>
                             <a:picLocks noChangeArrowheads="1" noChangeAspect="1"/>
                           </pic:cNvPicPr>
                         </pic:nvPicPr>
                         <pic:blipFill>
-                          <a:blip r:embed="rId66"/>
+                          <a:blip r:embed="rId70"/>
                           <a:stretch>
                             <a:fillRect/>
                           </a:stretch>
@@ -8676,12 +9066,12 @@
               <w:t xml:space="preserve">Figure 4: Bar chart of behavioral pattern in the WCGS dataset</w:t>
             </w:r>
           </w:p>
-          <w:bookmarkEnd w:id="69"/>
+          <w:bookmarkEnd w:id="73"/>
         </w:tc>
       </w:tr>
     </w:tbl>
-    <w:bookmarkEnd w:id="70"/>
-    <w:bookmarkStart w:id="76" w:name="normal-quantile-quantile-plots"/>
+    <w:bookmarkEnd w:id="74"/>
+    <w:bookmarkStart w:id="80" w:name="normal-quantile-quantile-plots"/>
     <w:p>
       <w:pPr>
         <w:pStyle w:val="Heading3"/>
@@ -8690,7 +9080,7 @@
         <w:t xml:space="preserve">3.5 Normal quantile-quantile plots</w:t>
       </w:r>
     </w:p>
-    <w:bookmarkStart w:id="71" w:name="def-qq-plot"/>
+    <w:bookmarkStart w:id="75" w:name="def-qq-plot"/>
     <w:p>
       <w:pPr>
         <w:pStyle w:val="FirstParagraph"/>
@@ -8700,7 +9090,7 @@
           <w:b/>
           <w:bCs/>
         </w:rPr>
-        <w:t xml:space="preserve">Definition 15 (Normal quantile-quantile plot)</w:t>
+        <w:t xml:space="preserve">Definition 17 (Normal quantile-quantile plot)</w:t>
       </w:r>
       <w:r>
         <w:t xml:space="preserve"> </w:t>
@@ -8730,7 +9120,7 @@
       <w:r>
         <w:t xml:space="preserve">(</w:t>
       </w:r>
-      <w:hyperlink r:id="rId23">
+      <w:hyperlink r:id="rId27">
         <w:r>
           <w:rPr>
             <w:rStyle w:val="Hyperlink"/>
@@ -8760,7 +9150,7 @@
         <w:t xml:space="preserve">the points fall close to a straight line.</w:t>
       </w:r>
     </w:p>
-    <w:bookmarkEnd w:id="71"/>
+    <w:bookmarkEnd w:id="75"/>
     <w:tbl>
       <w:tblPr>
         <w:tblStyle w:val="Table"/>
@@ -8774,7 +9164,7 @@
       <w:tr>
         <w:tc>
           <w:tcPr/>
-          <w:bookmarkStart w:id="75" w:name="fig-qq-chol"/>
+          <w:bookmarkStart w:id="79" w:name="fig-qq-chol"/>
           <w:p>
             <w:pPr>
               <w:pStyle w:val="SourceCode"/>
@@ -9045,18 +9435,18 @@
                 <wp:inline>
                   <wp:extent cx="4620126" cy="3696101"/>
                   <wp:effectExtent b="0" l="0" r="0" t="0"/>
-                  <wp:docPr descr="" title="" id="73" name="Picture"/>
+                  <wp:docPr descr="" title="" id="77" name="Picture"/>
                   <a:graphic>
                     <a:graphicData uri="http://schemas.openxmlformats.org/drawingml/2006/picture">
                       <pic:pic>
                         <pic:nvPicPr>
-                          <pic:cNvPr descr="exploratory-descriptive_files/figure-docx/unnamed-chunk-12-1.png" id="74" name="Picture"/>
+                          <pic:cNvPr descr="exploratory-descriptive_files/figure-docx/unnamed-chunk-12-1.png" id="78" name="Picture"/>
                           <pic:cNvPicPr>
                             <a:picLocks noChangeArrowheads="1" noChangeAspect="1"/>
                           </pic:cNvPicPr>
                         </pic:nvPicPr>
                         <pic:blipFill>
-                          <a:blip r:embed="rId72"/>
+                          <a:blip r:embed="rId76"/>
                           <a:stretch>
                             <a:fillRect/>
                           </a:stretch>
@@ -9096,7 +9486,7 @@
               <w:t xml:space="preserve">Figure 5: Normal Q-Q plot for total cholesterol in the WCGS dataset</w:t>
             </w:r>
           </w:p>
-          <w:bookmarkEnd w:id="75"/>
+          <w:bookmarkEnd w:id="79"/>
         </w:tc>
       </w:tr>
     </w:tbl>
@@ -9142,9 +9532,9 @@
         <w:t xml:space="preserve">.</w:t>
       </w:r>
     </w:p>
-    <w:bookmarkEnd w:id="76"/>
-    <w:bookmarkEnd w:id="77"/>
-    <w:bookmarkStart w:id="104" w:name="bivariate-relationships"/>
+    <w:bookmarkEnd w:id="80"/>
+    <w:bookmarkEnd w:id="81"/>
+    <w:bookmarkStart w:id="108" w:name="bivariate-relationships"/>
     <w:p>
       <w:pPr>
         <w:pStyle w:val="Heading2"/>
@@ -9153,7 +9543,7 @@
         <w:t xml:space="preserve">4 Bivariate relationships</w:t>
       </w:r>
     </w:p>
-    <w:bookmarkStart w:id="89" w:name="two-continuous-variables"/>
+    <w:bookmarkStart w:id="93" w:name="two-continuous-variables"/>
     <w:p>
       <w:pPr>
         <w:pStyle w:val="Heading3"/>
@@ -9162,7 +9552,7 @@
         <w:t xml:space="preserve">4.1 Two continuous variables</w:t>
       </w:r>
     </w:p>
-    <w:bookmarkStart w:id="78" w:name="def-scatterplot"/>
+    <w:bookmarkStart w:id="82" w:name="def-scatterplot"/>
     <w:p>
       <w:pPr>
         <w:pStyle w:val="FirstParagraph"/>
@@ -9172,7 +9562,7 @@
           <w:b/>
           <w:bCs/>
         </w:rPr>
-        <w:t xml:space="preserve">Definition 16 (Scatter plot)</w:t>
+        <w:t xml:space="preserve">Definition 18 (Scatter plot)</w:t>
       </w:r>
       <w:r>
         <w:t xml:space="preserve"> </w:t>
@@ -9209,7 +9599,7 @@
         <w:t xml:space="preserve">with one variable on each axis.</w:t>
       </w:r>
     </w:p>
-    <w:bookmarkEnd w:id="78"/>
+    <w:bookmarkEnd w:id="82"/>
     <w:tbl>
       <w:tblPr>
         <w:tblStyle w:val="Table"/>
@@ -9223,7 +9613,7 @@
       <w:tr>
         <w:tc>
           <w:tcPr/>
-          <w:bookmarkStart w:id="82" w:name="fig-scatter-chol-sbp"/>
+          <w:bookmarkStart w:id="86" w:name="fig-scatter-chol-sbp"/>
           <w:p>
             <w:pPr>
               <w:pStyle w:val="SourceCode"/>
@@ -9578,18 +9968,18 @@
                 <wp:inline>
                   <wp:extent cx="4620126" cy="3696101"/>
                   <wp:effectExtent b="0" l="0" r="0" t="0"/>
-                  <wp:docPr descr="" title="" id="80" name="Picture"/>
+                  <wp:docPr descr="" title="" id="84" name="Picture"/>
                   <a:graphic>
                     <a:graphicData uri="http://schemas.openxmlformats.org/drawingml/2006/picture">
                       <pic:pic>
                         <pic:nvPicPr>
-                          <pic:cNvPr descr="exploratory-descriptive_files/figure-docx/unnamed-chunk-13-1.png" id="81" name="Picture"/>
+                          <pic:cNvPr descr="exploratory-descriptive_files/figure-docx/unnamed-chunk-13-1.png" id="85" name="Picture"/>
                           <pic:cNvPicPr>
                             <a:picLocks noChangeArrowheads="1" noChangeAspect="1"/>
                           </pic:cNvPicPr>
                         </pic:nvPicPr>
                         <pic:blipFill>
-                          <a:blip r:embed="rId79"/>
+                          <a:blip r:embed="rId83"/>
                           <a:stretch>
                             <a:fillRect/>
                           </a:stretch>
@@ -9635,11 +10025,11 @@
               <w:t xml:space="preserve">with a least-squares line</w:t>
             </w:r>
           </w:p>
-          <w:bookmarkEnd w:id="82"/>
+          <w:bookmarkEnd w:id="86"/>
         </w:tc>
       </w:tr>
     </w:tbl>
-    <w:bookmarkStart w:id="83" w:name="def-pearson-r"/>
+    <w:bookmarkStart w:id="87" w:name="def-pearson-r"/>
     <w:p>
       <w:pPr>
         <w:pStyle w:val="BodyText"/>
@@ -9649,7 +10039,7 @@
           <w:b/>
           <w:bCs/>
         </w:rPr>
-        <w:t xml:space="preserve">Definition 17 (Pearson correlation coefficient)</w:t>
+        <w:t xml:space="preserve">Definition 19 (Pearson correlation coefficient)</w:t>
       </w:r>
       <w:r>
         <w:t xml:space="preserve"> </w:t>
@@ -10139,8 +10529,8 @@
         <w:t xml:space="preserve">so that both sums of squares are positive.</w:t>
       </w:r>
     </w:p>
-    <w:bookmarkEnd w:id="83"/>
-    <w:bookmarkStart w:id="84" w:name="thm-pearson-r-range"/>
+    <w:bookmarkEnd w:id="87"/>
+    <w:bookmarkStart w:id="88" w:name="thm-pearson-r-range"/>
     <w:p>
       <w:pPr>
         <w:pStyle w:val="BodyText"/>
@@ -10311,7 +10701,7 @@
         <w:t xml:space="preserve">if and only if they lie on a straight line with negative slope.</w:t>
       </w:r>
     </w:p>
-    <w:bookmarkEnd w:id="84"/>
+    <w:bookmarkEnd w:id="88"/>
     <w:p>
       <w:pPr>
         <w:pStyle w:val="BodyText"/>
@@ -11455,7 +11845,7 @@
         <w:t xml:space="preserve">.</w:t>
       </w:r>
     </w:p>
-    <w:bookmarkStart w:id="85" w:name="exm-pearson-r"/>
+    <w:bookmarkStart w:id="89" w:name="exm-pearson-r"/>
     <w:p>
       <w:pPr>
         <w:pStyle w:val="BodyText"/>
@@ -11594,7 +11984,7 @@
         <w:t xml:space="preserve">.</w:t>
       </w:r>
     </w:p>
-    <w:bookmarkEnd w:id="85"/>
+    <w:bookmarkEnd w:id="89"/>
     <w:tbl>
       <w:tblPr>
         <w:tblStyle w:val="Table"/>
@@ -11636,18 +12026,18 @@
                 <wp:inline>
                   <wp:extent cx="152400" cy="152400"/>
                   <wp:effectExtent b="0" l="0" r="0" t="0"/>
-                  <wp:docPr descr="" title="" id="87" name="Picture"/>
+                  <wp:docPr descr="" title="" id="91" name="Picture"/>
                   <a:graphic>
                     <a:graphicData uri="http://schemas.openxmlformats.org/drawingml/2006/picture">
                       <pic:pic>
                         <pic:nvPicPr>
-                          <pic:cNvPr descr="/opt/quarto/share/formats/docx/caution.png" id="88" name="Picture"/>
+                          <pic:cNvPr descr="/opt/quarto/share/formats/docx/caution.png" id="92" name="Picture"/>
                           <pic:cNvPicPr>
                             <a:picLocks noChangeArrowheads="1" noChangeAspect="1"/>
                           </pic:cNvPicPr>
                         </pic:nvPicPr>
                         <pic:blipFill>
-                          <a:blip r:embed="rId86"/>
+                          <a:blip r:embed="rId90"/>
                           <a:stretch>
                             <a:fillRect/>
                           </a:stretch>
@@ -11903,8 +12293,8 @@
         </w:tc>
       </w:tr>
     </w:tbl>
-    <w:bookmarkEnd w:id="89"/>
-    <w:bookmarkStart w:id="99" w:name="X276b94a7d03810956e9ce51874e5dad5aed6d75"/>
+    <w:bookmarkEnd w:id="93"/>
+    <w:bookmarkStart w:id="103" w:name="X276b94a7d03810956e9ce51874e5dad5aed6d75"/>
     <w:p>
       <w:pPr>
         <w:pStyle w:val="Heading3"/>
@@ -11991,7 +12381,7 @@
       <w:tr>
         <w:tc>
           <w:tcPr/>
-          <w:bookmarkStart w:id="93" w:name="fig-box-chol-by-smoke"/>
+          <w:bookmarkStart w:id="97" w:name="fig-box-chol-by-smoke"/>
           <w:p>
             <w:pPr>
               <w:pStyle w:val="SourceCode"/>
@@ -12188,370 +12578,6 @@
                 <w:rStyle w:val="StringTok"/>
               </w:rPr>
               <w:t xml:space="preserve">"Current smoker"</w:t>
-            </w:r>
-            <w:r>
-              <w:rPr>
-                <w:rStyle w:val="NormalTok"/>
-              </w:rPr>
-              <w:t xml:space="preserve">, </w:t>
-            </w:r>
-            <w:r>
-              <w:rPr>
-                <w:rStyle w:val="AttributeTok"/>
-              </w:rPr>
-              <w:t xml:space="preserve">y =</w:t>
-            </w:r>
-            <w:r>
-              <w:rPr>
-                <w:rStyle w:val="NormalTok"/>
-              </w:rPr>
-              <w:t xml:space="preserve"> </w:t>
-            </w:r>
-            <w:r>
-              <w:rPr>
-                <w:rStyle w:val="StringTok"/>
-              </w:rPr>
-              <w:t xml:space="preserve">"Cholesterol (mg/dL)"</w:t>
-            </w:r>
-            <w:r>
-              <w:rPr>
-                <w:rStyle w:val="NormalTok"/>
-              </w:rPr>
-              <w:t xml:space="preserve">) </w:t>
-            </w:r>
-            <w:r>
-              <w:rPr>
-                <w:rStyle w:val="SpecialCharTok"/>
-              </w:rPr>
-              <w:t xml:space="preserve">+</w:t>
-            </w:r>
-            <w:r>
-              <w:br/>
-            </w:r>
-            <w:r>
-              <w:rPr>
-                <w:rStyle w:val="NormalTok"/>
-              </w:rPr>
-              <w:t xml:space="preserve">  ggplot2</w:t>
-            </w:r>
-            <w:r>
-              <w:rPr>
-                <w:rStyle w:val="SpecialCharTok"/>
-              </w:rPr>
-              <w:t xml:space="preserve">::</w:t>
-            </w:r>
-            <w:r>
-              <w:rPr>
-                <w:rStyle w:val="FunctionTok"/>
-              </w:rPr>
-              <w:t xml:space="preserve">theme</w:t>
-            </w:r>
-            <w:r>
-              <w:rPr>
-                <w:rStyle w:val="NormalTok"/>
-              </w:rPr>
-              <w:t xml:space="preserve">(</w:t>
-            </w:r>
-            <w:r>
-              <w:rPr>
-                <w:rStyle w:val="AttributeTok"/>
-              </w:rPr>
-              <w:t xml:space="preserve">legend.position =</w:t>
-            </w:r>
-            <w:r>
-              <w:rPr>
-                <w:rStyle w:val="NormalTok"/>
-              </w:rPr>
-              <w:t xml:space="preserve"> </w:t>
-            </w:r>
-            <w:r>
-              <w:rPr>
-                <w:rStyle w:val="StringTok"/>
-              </w:rPr>
-              <w:t xml:space="preserve">"none"</w:t>
-            </w:r>
-            <w:r>
-              <w:rPr>
-                <w:rStyle w:val="NormalTok"/>
-              </w:rPr>
-              <w:t xml:space="preserve">)</w:t>
-            </w:r>
-          </w:p>
-          <w:p>
-            <w:pPr>
-              <w:jc w:val="center"/>
-            </w:pPr>
-            <w:r>
-              <w:drawing>
-                <wp:inline>
-                  <wp:extent cx="4620126" cy="3696101"/>
-                  <wp:effectExtent b="0" l="0" r="0" t="0"/>
-                  <wp:docPr descr="" title="" id="91" name="Picture"/>
-                  <a:graphic>
-                    <a:graphicData uri="http://schemas.openxmlformats.org/drawingml/2006/picture">
-                      <pic:pic>
-                        <pic:nvPicPr>
-                          <pic:cNvPr descr="exploratory-descriptive_files/figure-docx/unnamed-chunk-14-1.png" id="92" name="Picture"/>
-                          <pic:cNvPicPr>
-                            <a:picLocks noChangeArrowheads="1" noChangeAspect="1"/>
-                          </pic:cNvPicPr>
-                        </pic:nvPicPr>
-                        <pic:blipFill>
-                          <a:blip r:embed="rId90"/>
-                          <a:stretch>
-                            <a:fillRect/>
-                          </a:stretch>
-                        </pic:blipFill>
-                        <pic:spPr bwMode="auto">
-                          <a:xfrm>
-                            <a:off x="0" y="0"/>
-                            <a:ext cx="4620126" cy="3696101"/>
-                          </a:xfrm>
-                          <a:prstGeom prst="rect">
-                            <a:avLst/>
-                          </a:prstGeom>
-                          <a:noFill/>
-                          <a:ln w="9525">
-                            <a:noFill/>
-                            <a:headEnd/>
-                            <a:tailEnd/>
-                          </a:ln>
-                        </pic:spPr>
-                      </pic:pic>
-                    </a:graphicData>
-                  </a:graphic>
-                </wp:inline>
-              </w:drawing>
-            </w:r>
-          </w:p>
-          <w:p>
-            <w:pPr>
-              <w:jc w:val="center"/>
-            </w:pPr>
-            <w:pPr>
-              <w:jc w:val="left"/>
-              <w:spacing w:before="200"/>
-              <w:pStyle w:val="ImageCaption"/>
-            </w:pPr>
-            <w:r>
-              <w:t xml:space="preserve">Figure 7: Box plots of cholesterol by smoking status in the WCGS dataset</w:t>
-            </w:r>
-          </w:p>
-          <w:bookmarkEnd w:id="93"/>
-        </w:tc>
-      </w:tr>
-    </w:tbl>
-    <w:p/>
-    <w:tbl>
-      <w:tblPr>
-        <w:tblStyle w:val="Table"/>
-        <w:tblW w:type="pct" w:w="5000"/>
-        <w:tblLayout w:type="fixed"/>
-        <w:tblLook w:firstRow="0" w:lastRow="0" w:firstColumn="0" w:lastColumn="0" w:noHBand="0" w:noVBand="0" w:val="0000"/>
-      </w:tblPr>
-      <w:tblGrid>
-        <w:gridCol w:w="7920"/>
-      </w:tblGrid>
-      <w:tr>
-        <w:tc>
-          <w:tcPr/>
-          <w:bookmarkStart w:id="97" w:name="fig-box-chol-by-behpat"/>
-          <w:p>
-            <w:pPr>
-              <w:pStyle w:val="SourceCode"/>
-              <w:jc w:val="center"/>
-            </w:pPr>
-            <w:r>
-              <w:rPr>
-                <w:rStyle w:val="NormalTok"/>
-              </w:rPr>
-              <w:t xml:space="preserve">wcgs </w:t>
-            </w:r>
-            <w:r>
-              <w:rPr>
-                <w:rStyle w:val="SpecialCharTok"/>
-              </w:rPr>
-              <w:t xml:space="preserve">|&gt;</w:t>
-            </w:r>
-            <w:r>
-              <w:br/>
-            </w:r>
-            <w:r>
-              <w:rPr>
-                <w:rStyle w:val="NormalTok"/>
-              </w:rPr>
-              <w:t xml:space="preserve">  ggplot2</w:t>
-            </w:r>
-            <w:r>
-              <w:rPr>
-                <w:rStyle w:val="SpecialCharTok"/>
-              </w:rPr>
-              <w:t xml:space="preserve">::</w:t>
-            </w:r>
-            <w:r>
-              <w:rPr>
-                <w:rStyle w:val="FunctionTok"/>
-              </w:rPr>
-              <w:t xml:space="preserve">ggplot</w:t>
-            </w:r>
-            <w:r>
-              <w:rPr>
-                <w:rStyle w:val="NormalTok"/>
-              </w:rPr>
-              <w:t xml:space="preserve">() </w:t>
-            </w:r>
-            <w:r>
-              <w:rPr>
-                <w:rStyle w:val="SpecialCharTok"/>
-              </w:rPr>
-              <w:t xml:space="preserve">+</w:t>
-            </w:r>
-            <w:r>
-              <w:br/>
-            </w:r>
-            <w:r>
-              <w:rPr>
-                <w:rStyle w:val="NormalTok"/>
-              </w:rPr>
-              <w:t xml:space="preserve">  ggplot2</w:t>
-            </w:r>
-            <w:r>
-              <w:rPr>
-                <w:rStyle w:val="SpecialCharTok"/>
-              </w:rPr>
-              <w:t xml:space="preserve">::</w:t>
-            </w:r>
-            <w:r>
-              <w:rPr>
-                <w:rStyle w:val="FunctionTok"/>
-              </w:rPr>
-              <w:t xml:space="preserve">aes</w:t>
-            </w:r>
-            <w:r>
-              <w:rPr>
-                <w:rStyle w:val="NormalTok"/>
-              </w:rPr>
-              <w:t xml:space="preserve">(</w:t>
-            </w:r>
-            <w:r>
-              <w:rPr>
-                <w:rStyle w:val="AttributeTok"/>
-              </w:rPr>
-              <w:t xml:space="preserve">x =</w:t>
-            </w:r>
-            <w:r>
-              <w:rPr>
-                <w:rStyle w:val="NormalTok"/>
-              </w:rPr>
-              <w:t xml:space="preserve"> behpat, </w:t>
-            </w:r>
-            <w:r>
-              <w:rPr>
-                <w:rStyle w:val="AttributeTok"/>
-              </w:rPr>
-              <w:t xml:space="preserve">y =</w:t>
-            </w:r>
-            <w:r>
-              <w:rPr>
-                <w:rStyle w:val="NormalTok"/>
-              </w:rPr>
-              <w:t xml:space="preserve"> chol, </w:t>
-            </w:r>
-            <w:r>
-              <w:rPr>
-                <w:rStyle w:val="AttributeTok"/>
-              </w:rPr>
-              <w:t xml:space="preserve">fill =</w:t>
-            </w:r>
-            <w:r>
-              <w:rPr>
-                <w:rStyle w:val="NormalTok"/>
-              </w:rPr>
-              <w:t xml:space="preserve"> behpat) </w:t>
-            </w:r>
-            <w:r>
-              <w:rPr>
-                <w:rStyle w:val="SpecialCharTok"/>
-              </w:rPr>
-              <w:t xml:space="preserve">+</w:t>
-            </w:r>
-            <w:r>
-              <w:br/>
-            </w:r>
-            <w:r>
-              <w:rPr>
-                <w:rStyle w:val="NormalTok"/>
-              </w:rPr>
-              <w:t xml:space="preserve">  ggplot2</w:t>
-            </w:r>
-            <w:r>
-              <w:rPr>
-                <w:rStyle w:val="SpecialCharTok"/>
-              </w:rPr>
-              <w:t xml:space="preserve">::</w:t>
-            </w:r>
-            <w:r>
-              <w:rPr>
-                <w:rStyle w:val="FunctionTok"/>
-              </w:rPr>
-              <w:t xml:space="preserve">geom_boxplot</w:t>
-            </w:r>
-            <w:r>
-              <w:rPr>
-                <w:rStyle w:val="NormalTok"/>
-              </w:rPr>
-              <w:t xml:space="preserve">() </w:t>
-            </w:r>
-            <w:r>
-              <w:rPr>
-                <w:rStyle w:val="SpecialCharTok"/>
-              </w:rPr>
-              <w:t xml:space="preserve">+</w:t>
-            </w:r>
-            <w:r>
-              <w:br/>
-            </w:r>
-            <w:r>
-              <w:rPr>
-                <w:rStyle w:val="NormalTok"/>
-              </w:rPr>
-              <w:t xml:space="preserve">  ggplot2</w:t>
-            </w:r>
-            <w:r>
-              <w:rPr>
-                <w:rStyle w:val="SpecialCharTok"/>
-              </w:rPr>
-              <w:t xml:space="preserve">::</w:t>
-            </w:r>
-            <w:r>
-              <w:rPr>
-                <w:rStyle w:val="FunctionTok"/>
-              </w:rPr>
-              <w:t xml:space="preserve">labs</w:t>
-            </w:r>
-            <w:r>
-              <w:rPr>
-                <w:rStyle w:val="NormalTok"/>
-              </w:rPr>
-              <w:t xml:space="preserve">(</w:t>
-            </w:r>
-            <w:r>
-              <w:rPr>
-                <w:rStyle w:val="AttributeTok"/>
-              </w:rPr>
-              <w:t xml:space="preserve">x =</w:t>
-            </w:r>
-            <w:r>
-              <w:rPr>
-                <w:rStyle w:val="NormalTok"/>
-              </w:rPr>
-              <w:t xml:space="preserve"> </w:t>
-            </w:r>
-            <w:r>
-              <w:rPr>
-                <w:rStyle w:val="StringTok"/>
-              </w:rPr>
-              <w:t xml:space="preserve">"Behavioral pattern"</w:t>
             </w:r>
             <w:r>
               <w:rPr>
@@ -12655,7 +12681,7 @@
                     <a:graphicData uri="http://schemas.openxmlformats.org/drawingml/2006/picture">
                       <pic:pic>
                         <pic:nvPicPr>
-                          <pic:cNvPr descr="exploratory-descriptive_files/figure-docx/unnamed-chunk-15-1.png" id="96" name="Picture"/>
+                          <pic:cNvPr descr="exploratory-descriptive_files/figure-docx/unnamed-chunk-14-1.png" id="96" name="Picture"/>
                           <pic:cNvPicPr>
                             <a:picLocks noChangeArrowheads="1" noChangeAspect="1"/>
                           </pic:cNvPicPr>
@@ -12698,10 +12724,374 @@
               <w:pStyle w:val="ImageCaption"/>
             </w:pPr>
             <w:r>
-              <w:t xml:space="preserve">Figure 8: Box plots of cholesterol by behavioral pattern in the WCGS dataset</w:t>
+              <w:t xml:space="preserve">Figure 7: Box plots of cholesterol by smoking status in the WCGS dataset</w:t>
             </w:r>
           </w:p>
           <w:bookmarkEnd w:id="97"/>
+        </w:tc>
+      </w:tr>
+    </w:tbl>
+    <w:p/>
+    <w:tbl>
+      <w:tblPr>
+        <w:tblStyle w:val="Table"/>
+        <w:tblW w:type="pct" w:w="5000"/>
+        <w:tblLayout w:type="fixed"/>
+        <w:tblLook w:firstRow="0" w:lastRow="0" w:firstColumn="0" w:lastColumn="0" w:noHBand="0" w:noVBand="0" w:val="0000"/>
+      </w:tblPr>
+      <w:tblGrid>
+        <w:gridCol w:w="7920"/>
+      </w:tblGrid>
+      <w:tr>
+        <w:tc>
+          <w:tcPr/>
+          <w:bookmarkStart w:id="101" w:name="fig-box-chol-by-behpat"/>
+          <w:p>
+            <w:pPr>
+              <w:pStyle w:val="SourceCode"/>
+              <w:jc w:val="center"/>
+            </w:pPr>
+            <w:r>
+              <w:rPr>
+                <w:rStyle w:val="NormalTok"/>
+              </w:rPr>
+              <w:t xml:space="preserve">wcgs </w:t>
+            </w:r>
+            <w:r>
+              <w:rPr>
+                <w:rStyle w:val="SpecialCharTok"/>
+              </w:rPr>
+              <w:t xml:space="preserve">|&gt;</w:t>
+            </w:r>
+            <w:r>
+              <w:br/>
+            </w:r>
+            <w:r>
+              <w:rPr>
+                <w:rStyle w:val="NormalTok"/>
+              </w:rPr>
+              <w:t xml:space="preserve">  ggplot2</w:t>
+            </w:r>
+            <w:r>
+              <w:rPr>
+                <w:rStyle w:val="SpecialCharTok"/>
+              </w:rPr>
+              <w:t xml:space="preserve">::</w:t>
+            </w:r>
+            <w:r>
+              <w:rPr>
+                <w:rStyle w:val="FunctionTok"/>
+              </w:rPr>
+              <w:t xml:space="preserve">ggplot</w:t>
+            </w:r>
+            <w:r>
+              <w:rPr>
+                <w:rStyle w:val="NormalTok"/>
+              </w:rPr>
+              <w:t xml:space="preserve">() </w:t>
+            </w:r>
+            <w:r>
+              <w:rPr>
+                <w:rStyle w:val="SpecialCharTok"/>
+              </w:rPr>
+              <w:t xml:space="preserve">+</w:t>
+            </w:r>
+            <w:r>
+              <w:br/>
+            </w:r>
+            <w:r>
+              <w:rPr>
+                <w:rStyle w:val="NormalTok"/>
+              </w:rPr>
+              <w:t xml:space="preserve">  ggplot2</w:t>
+            </w:r>
+            <w:r>
+              <w:rPr>
+                <w:rStyle w:val="SpecialCharTok"/>
+              </w:rPr>
+              <w:t xml:space="preserve">::</w:t>
+            </w:r>
+            <w:r>
+              <w:rPr>
+                <w:rStyle w:val="FunctionTok"/>
+              </w:rPr>
+              <w:t xml:space="preserve">aes</w:t>
+            </w:r>
+            <w:r>
+              <w:rPr>
+                <w:rStyle w:val="NormalTok"/>
+              </w:rPr>
+              <w:t xml:space="preserve">(</w:t>
+            </w:r>
+            <w:r>
+              <w:rPr>
+                <w:rStyle w:val="AttributeTok"/>
+              </w:rPr>
+              <w:t xml:space="preserve">x =</w:t>
+            </w:r>
+            <w:r>
+              <w:rPr>
+                <w:rStyle w:val="NormalTok"/>
+              </w:rPr>
+              <w:t xml:space="preserve"> behpat, </w:t>
+            </w:r>
+            <w:r>
+              <w:rPr>
+                <w:rStyle w:val="AttributeTok"/>
+              </w:rPr>
+              <w:t xml:space="preserve">y =</w:t>
+            </w:r>
+            <w:r>
+              <w:rPr>
+                <w:rStyle w:val="NormalTok"/>
+              </w:rPr>
+              <w:t xml:space="preserve"> chol, </w:t>
+            </w:r>
+            <w:r>
+              <w:rPr>
+                <w:rStyle w:val="AttributeTok"/>
+              </w:rPr>
+              <w:t xml:space="preserve">fill =</w:t>
+            </w:r>
+            <w:r>
+              <w:rPr>
+                <w:rStyle w:val="NormalTok"/>
+              </w:rPr>
+              <w:t xml:space="preserve"> behpat) </w:t>
+            </w:r>
+            <w:r>
+              <w:rPr>
+                <w:rStyle w:val="SpecialCharTok"/>
+              </w:rPr>
+              <w:t xml:space="preserve">+</w:t>
+            </w:r>
+            <w:r>
+              <w:br/>
+            </w:r>
+            <w:r>
+              <w:rPr>
+                <w:rStyle w:val="NormalTok"/>
+              </w:rPr>
+              <w:t xml:space="preserve">  ggplot2</w:t>
+            </w:r>
+            <w:r>
+              <w:rPr>
+                <w:rStyle w:val="SpecialCharTok"/>
+              </w:rPr>
+              <w:t xml:space="preserve">::</w:t>
+            </w:r>
+            <w:r>
+              <w:rPr>
+                <w:rStyle w:val="FunctionTok"/>
+              </w:rPr>
+              <w:t xml:space="preserve">geom_boxplot</w:t>
+            </w:r>
+            <w:r>
+              <w:rPr>
+                <w:rStyle w:val="NormalTok"/>
+              </w:rPr>
+              <w:t xml:space="preserve">() </w:t>
+            </w:r>
+            <w:r>
+              <w:rPr>
+                <w:rStyle w:val="SpecialCharTok"/>
+              </w:rPr>
+              <w:t xml:space="preserve">+</w:t>
+            </w:r>
+            <w:r>
+              <w:br/>
+            </w:r>
+            <w:r>
+              <w:rPr>
+                <w:rStyle w:val="NormalTok"/>
+              </w:rPr>
+              <w:t xml:space="preserve">  ggplot2</w:t>
+            </w:r>
+            <w:r>
+              <w:rPr>
+                <w:rStyle w:val="SpecialCharTok"/>
+              </w:rPr>
+              <w:t xml:space="preserve">::</w:t>
+            </w:r>
+            <w:r>
+              <w:rPr>
+                <w:rStyle w:val="FunctionTok"/>
+              </w:rPr>
+              <w:t xml:space="preserve">labs</w:t>
+            </w:r>
+            <w:r>
+              <w:rPr>
+                <w:rStyle w:val="NormalTok"/>
+              </w:rPr>
+              <w:t xml:space="preserve">(</w:t>
+            </w:r>
+            <w:r>
+              <w:rPr>
+                <w:rStyle w:val="AttributeTok"/>
+              </w:rPr>
+              <w:t xml:space="preserve">x =</w:t>
+            </w:r>
+            <w:r>
+              <w:rPr>
+                <w:rStyle w:val="NormalTok"/>
+              </w:rPr>
+              <w:t xml:space="preserve"> </w:t>
+            </w:r>
+            <w:r>
+              <w:rPr>
+                <w:rStyle w:val="StringTok"/>
+              </w:rPr>
+              <w:t xml:space="preserve">"Behavioral pattern"</w:t>
+            </w:r>
+            <w:r>
+              <w:rPr>
+                <w:rStyle w:val="NormalTok"/>
+              </w:rPr>
+              <w:t xml:space="preserve">, </w:t>
+            </w:r>
+            <w:r>
+              <w:rPr>
+                <w:rStyle w:val="AttributeTok"/>
+              </w:rPr>
+              <w:t xml:space="preserve">y =</w:t>
+            </w:r>
+            <w:r>
+              <w:rPr>
+                <w:rStyle w:val="NormalTok"/>
+              </w:rPr>
+              <w:t xml:space="preserve"> </w:t>
+            </w:r>
+            <w:r>
+              <w:rPr>
+                <w:rStyle w:val="StringTok"/>
+              </w:rPr>
+              <w:t xml:space="preserve">"Cholesterol (mg/dL)"</w:t>
+            </w:r>
+            <w:r>
+              <w:rPr>
+                <w:rStyle w:val="NormalTok"/>
+              </w:rPr>
+              <w:t xml:space="preserve">) </w:t>
+            </w:r>
+            <w:r>
+              <w:rPr>
+                <w:rStyle w:val="SpecialCharTok"/>
+              </w:rPr>
+              <w:t xml:space="preserve">+</w:t>
+            </w:r>
+            <w:r>
+              <w:br/>
+            </w:r>
+            <w:r>
+              <w:rPr>
+                <w:rStyle w:val="NormalTok"/>
+              </w:rPr>
+              <w:t xml:space="preserve">  ggplot2</w:t>
+            </w:r>
+            <w:r>
+              <w:rPr>
+                <w:rStyle w:val="SpecialCharTok"/>
+              </w:rPr>
+              <w:t xml:space="preserve">::</w:t>
+            </w:r>
+            <w:r>
+              <w:rPr>
+                <w:rStyle w:val="FunctionTok"/>
+              </w:rPr>
+              <w:t xml:space="preserve">theme</w:t>
+            </w:r>
+            <w:r>
+              <w:rPr>
+                <w:rStyle w:val="NormalTok"/>
+              </w:rPr>
+              <w:t xml:space="preserve">(</w:t>
+            </w:r>
+            <w:r>
+              <w:rPr>
+                <w:rStyle w:val="AttributeTok"/>
+              </w:rPr>
+              <w:t xml:space="preserve">legend.position =</w:t>
+            </w:r>
+            <w:r>
+              <w:rPr>
+                <w:rStyle w:val="NormalTok"/>
+              </w:rPr>
+              <w:t xml:space="preserve"> </w:t>
+            </w:r>
+            <w:r>
+              <w:rPr>
+                <w:rStyle w:val="StringTok"/>
+              </w:rPr>
+              <w:t xml:space="preserve">"none"</w:t>
+            </w:r>
+            <w:r>
+              <w:rPr>
+                <w:rStyle w:val="NormalTok"/>
+              </w:rPr>
+              <w:t xml:space="preserve">)</w:t>
+            </w:r>
+          </w:p>
+          <w:p>
+            <w:pPr>
+              <w:jc w:val="center"/>
+            </w:pPr>
+            <w:r>
+              <w:drawing>
+                <wp:inline>
+                  <wp:extent cx="4620126" cy="3696101"/>
+                  <wp:effectExtent b="0" l="0" r="0" t="0"/>
+                  <wp:docPr descr="" title="" id="99" name="Picture"/>
+                  <a:graphic>
+                    <a:graphicData uri="http://schemas.openxmlformats.org/drawingml/2006/picture">
+                      <pic:pic>
+                        <pic:nvPicPr>
+                          <pic:cNvPr descr="exploratory-descriptive_files/figure-docx/unnamed-chunk-15-1.png" id="100" name="Picture"/>
+                          <pic:cNvPicPr>
+                            <a:picLocks noChangeArrowheads="1" noChangeAspect="1"/>
+                          </pic:cNvPicPr>
+                        </pic:nvPicPr>
+                        <pic:blipFill>
+                          <a:blip r:embed="rId98"/>
+                          <a:stretch>
+                            <a:fillRect/>
+                          </a:stretch>
+                        </pic:blipFill>
+                        <pic:spPr bwMode="auto">
+                          <a:xfrm>
+                            <a:off x="0" y="0"/>
+                            <a:ext cx="4620126" cy="3696101"/>
+                          </a:xfrm>
+                          <a:prstGeom prst="rect">
+                            <a:avLst/>
+                          </a:prstGeom>
+                          <a:noFill/>
+                          <a:ln w="9525">
+                            <a:noFill/>
+                            <a:headEnd/>
+                            <a:tailEnd/>
+                          </a:ln>
+                        </pic:spPr>
+                      </pic:pic>
+                    </a:graphicData>
+                  </a:graphic>
+                </wp:inline>
+              </w:drawing>
+            </w:r>
+          </w:p>
+          <w:p>
+            <w:pPr>
+              <w:jc w:val="center"/>
+            </w:pPr>
+            <w:pPr>
+              <w:jc w:val="left"/>
+              <w:spacing w:before="200"/>
+              <w:pStyle w:val="ImageCaption"/>
+            </w:pPr>
+            <w:r>
+              <w:t xml:space="preserve">Figure 8: Box plots of cholesterol by behavioral pattern in the WCGS dataset</w:t>
+            </w:r>
+          </w:p>
+          <w:bookmarkEnd w:id="101"/>
         </w:tc>
       </w:tr>
     </w:tbl>
@@ -12737,7 +13127,7 @@
       <w:tr>
         <w:tc>
           <w:tcPr/>
-          <w:bookmarkStart w:id="98" w:name="tbl-chol-by-chd"/>
+          <w:bookmarkStart w:id="102" w:name="tbl-chol-by-chd"/>
           <w:p>
             <w:pPr>
               <w:jc w:val="center"/>
@@ -13678,12 +14068,12 @@
               </w:tc>
             </w:tr>
           </w:tbl>
-          <w:bookmarkEnd w:id="98"/>
+          <w:bookmarkEnd w:id="102"/>
         </w:tc>
       </w:tr>
     </w:tbl>
-    <w:bookmarkEnd w:id="99"/>
-    <w:bookmarkStart w:id="103" w:name="two-categorical-variables"/>
+    <w:bookmarkEnd w:id="103"/>
+    <w:bookmarkStart w:id="107" w:name="two-categorical-variables"/>
     <w:p>
       <w:pPr>
         <w:pStyle w:val="Heading3"/>
@@ -13692,7 +14082,7 @@
         <w:t xml:space="preserve">4.3 Two categorical variables</w:t>
       </w:r>
     </w:p>
-    <w:bookmarkStart w:id="100" w:name="def-contingency-table"/>
+    <w:bookmarkStart w:id="104" w:name="def-contingency-table"/>
     <w:p>
       <w:pPr>
         <w:pStyle w:val="FirstParagraph"/>
@@ -13702,7 +14092,7 @@
           <w:b/>
           <w:bCs/>
         </w:rPr>
-        <w:t xml:space="preserve">Definition 18 (Contingency table)</w:t>
+        <w:t xml:space="preserve">Definition 20 (Contingency table)</w:t>
       </w:r>
       <w:r>
         <w:t xml:space="preserve"> </w:t>
@@ -14121,8 +14511,8 @@
         </w:tc>
       </w:tr>
     </w:tbl>
-    <w:bookmarkEnd w:id="100"/>
-    <w:bookmarkStart w:id="102" w:name="exm-contingency-table"/>
+    <w:bookmarkEnd w:id="104"/>
+    <w:bookmarkStart w:id="106" w:name="exm-contingency-table"/>
     <w:p>
       <w:pPr>
         <w:pStyle w:val="BodyText"/>
@@ -14446,7 +14836,7 @@
       <w:tr>
         <w:tc>
           <w:tcPr/>
-          <w:bookmarkStart w:id="101" w:name="tbl-gtsummary-smoke-chd"/>
+          <w:bookmarkStart w:id="105" w:name="tbl-gtsummary-smoke-chd"/>
           <w:p>
             <w:pPr>
               <w:jc w:val="center"/>
@@ -14919,14 +15309,14 @@
               </w:tc>
             </w:tr>
           </w:tbl>
-          <w:bookmarkEnd w:id="101"/>
+          <w:bookmarkEnd w:id="105"/>
         </w:tc>
       </w:tr>
     </w:tbl>
-    <w:bookmarkEnd w:id="102"/>
-    <w:bookmarkEnd w:id="103"/>
-    <w:bookmarkEnd w:id="104"/>
-    <w:bookmarkStart w:id="131" w:name="data-transformations"/>
+    <w:bookmarkEnd w:id="106"/>
+    <w:bookmarkEnd w:id="107"/>
+    <w:bookmarkEnd w:id="108"/>
+    <w:bookmarkStart w:id="135" w:name="data-transformations"/>
     <w:p>
       <w:pPr>
         <w:pStyle w:val="Heading2"/>
@@ -15235,7 +15625,7 @@
         <w:t xml:space="preserve">.</w:t>
       </w:r>
     </w:p>
-    <w:bookmarkStart w:id="113" w:name="fig-hist-sbp-log"/>
+    <w:bookmarkStart w:id="117" w:name="fig-hist-sbp-log"/>
     <w:tbl>
       <w:tblPr>
         <w:tblStyle w:val="Table"/>
@@ -15263,7 +15653,7 @@
             <w:tr>
               <w:tc>
                 <w:tcPr/>
-                <w:bookmarkStart w:id="108" w:name="fig-hist-sbp-raw"/>
+                <w:bookmarkStart w:id="112" w:name="fig-hist-sbp-raw"/>
                 <w:p>
                   <w:pPr>
                     <w:pStyle w:val="SourceCode"/>
@@ -15551,18 +15941,18 @@
                       <wp:inline>
                         <wp:extent cx="2971800" cy="2377440"/>
                         <wp:effectExtent b="0" l="0" r="0" t="0"/>
-                        <wp:docPr descr="" title="" id="106" name="Picture"/>
+                        <wp:docPr descr="" title="" id="110" name="Picture"/>
                         <a:graphic>
                           <a:graphicData uri="http://schemas.openxmlformats.org/drawingml/2006/picture">
                             <pic:pic>
                               <pic:nvPicPr>
-                                <pic:cNvPr descr="exploratory-descriptive_files/figure-docx/unnamed-chunk-18-1.png" id="107" name="Picture"/>
+                                <pic:cNvPr descr="exploratory-descriptive_files/figure-docx/unnamed-chunk-18-1.png" id="111" name="Picture"/>
                                 <pic:cNvPicPr>
                                   <a:picLocks noChangeArrowheads="1" noChangeAspect="1"/>
                                 </pic:cNvPicPr>
                               </pic:nvPicPr>
                               <pic:blipFill>
-                                <a:blip r:embed="rId105"/>
+                                <a:blip r:embed="rId109"/>
                                 <a:stretch>
                                   <a:fillRect/>
                                 </a:stretch>
@@ -15603,7 +15993,7 @@
                     <w:t xml:space="preserve">(a) Raw scale</w:t>
                   </w:r>
                 </w:p>
-                <w:bookmarkEnd w:id="108"/>
+                <w:bookmarkEnd w:id="112"/>
               </w:tc>
             </w:tr>
           </w:tbl>
@@ -15653,7 +16043,7 @@
             <w:tr>
               <w:tc>
                 <w:tcPr/>
-                <w:bookmarkStart w:id="112" w:name="fig-hist-sbp-logscale"/>
+                <w:bookmarkStart w:id="116" w:name="fig-hist-sbp-logscale"/>
                 <w:p>
                   <w:pPr>
                     <w:pStyle w:val="SourceCode"/>
@@ -15941,18 +16331,18 @@
                       <wp:inline>
                         <wp:extent cx="2971800" cy="2377440"/>
                         <wp:effectExtent b="0" l="0" r="0" t="0"/>
-                        <wp:docPr descr="" title="" id="110" name="Picture"/>
+                        <wp:docPr descr="" title="" id="114" name="Picture"/>
                         <a:graphic>
                           <a:graphicData uri="http://schemas.openxmlformats.org/drawingml/2006/picture">
                             <pic:pic>
                               <pic:nvPicPr>
-                                <pic:cNvPr descr="exploratory-descriptive_files/figure-docx/unnamed-chunk-19-1.png" id="111" name="Picture"/>
+                                <pic:cNvPr descr="exploratory-descriptive_files/figure-docx/unnamed-chunk-19-1.png" id="115" name="Picture"/>
                                 <pic:cNvPicPr>
                                   <a:picLocks noChangeArrowheads="1" noChangeAspect="1"/>
                                 </pic:cNvPicPr>
                               </pic:nvPicPr>
                               <pic:blipFill>
-                                <a:blip r:embed="rId109"/>
+                                <a:blip r:embed="rId113"/>
                                 <a:stretch>
                                   <a:fillRect/>
                                 </a:stretch>
@@ -15993,7 +16383,7 @@
                     <w:t xml:space="preserve">(b) Log scale</w:t>
                   </w:r>
                 </w:p>
-                <w:bookmarkEnd w:id="112"/>
+                <w:bookmarkEnd w:id="116"/>
               </w:tc>
             </w:tr>
           </w:tbl>
@@ -16013,7 +16403,7 @@
         <w:t xml:space="preserve">Figure 9: Distribution of systolic blood pressure in the WCGS, on two scales</w:t>
       </w:r>
     </w:p>
-    <w:bookmarkEnd w:id="113"/>
+    <w:bookmarkEnd w:id="117"/>
     <w:p>
       <w:pPr>
         <w:pStyle w:val="SourceCode"/>
@@ -16402,7 +16792,7 @@
         <w:t xml:space="preserve">the assumptions of that model and on the scientific question.</w:t>
       </w:r>
     </w:p>
-    <w:bookmarkStart w:id="130" w:name="sec-rescaling"/>
+    <w:bookmarkStart w:id="134" w:name="sec-rescaling"/>
     <w:p>
       <w:pPr>
         <w:pStyle w:val="Heading3"/>
@@ -16411,7 +16801,7 @@
         <w:t xml:space="preserve">5.1 Rescaling a variable</w:t>
       </w:r>
     </w:p>
-    <w:bookmarkStart w:id="114" w:name="exr-standardize"/>
+    <w:bookmarkStart w:id="118" w:name="exr-standardize"/>
     <w:p>
       <w:pPr>
         <w:pStyle w:val="FirstParagraph"/>
@@ -16520,8 +16910,8 @@
         <w:t xml:space="preserve">What are the units of your answer to part 2?</w:t>
       </w:r>
     </w:p>
-    <w:bookmarkEnd w:id="114"/>
-    <w:bookmarkStart w:id="115" w:name="sol-standardize"/>
+    <w:bookmarkEnd w:id="118"/>
+    <w:bookmarkStart w:id="119" w:name="sol-standardize"/>
     <w:p>
       <w:pPr>
         <w:pStyle w:val="FirstParagraph"/>
@@ -16905,8 +17295,8 @@
         <w:t xml:space="preserve">so the answer has no units.</w:t>
       </w:r>
     </w:p>
-    <w:bookmarkEnd w:id="115"/>
-    <w:bookmarkStart w:id="119" w:name="def-standardization"/>
+    <w:bookmarkEnd w:id="119"/>
+    <w:bookmarkStart w:id="123" w:name="def-standardization"/>
     <w:p>
       <w:pPr>
         <w:pStyle w:val="FirstParagraph"/>
@@ -16916,7 +17306,7 @@
           <w:b/>
           <w:bCs/>
         </w:rPr>
-        <w:t xml:space="preserve">Definition 19 (Standardization)</w:t>
+        <w:t xml:space="preserve">Definition 21 (Standardization)</w:t>
       </w:r>
       <w:r>
         <w:t xml:space="preserve"> </w:t>
@@ -17239,18 +17629,18 @@
                 <wp:inline>
                   <wp:extent cx="152400" cy="152400"/>
                   <wp:effectExtent b="0" l="0" r="0" t="0"/>
-                  <wp:docPr descr="" title="" id="117" name="Picture"/>
+                  <wp:docPr descr="" title="" id="121" name="Picture"/>
                   <a:graphic>
                     <a:graphicData uri="http://schemas.openxmlformats.org/drawingml/2006/picture">
                       <pic:pic>
                         <pic:nvPicPr>
-                          <pic:cNvPr descr="/opt/quarto/share/formats/docx/note.png" id="118" name="Picture"/>
+                          <pic:cNvPr descr="/opt/quarto/share/formats/docx/note.png" id="122" name="Picture"/>
                           <pic:cNvPicPr>
                             <a:picLocks noChangeArrowheads="1" noChangeAspect="1"/>
                           </pic:cNvPicPr>
                         </pic:nvPicPr>
                         <pic:blipFill>
-                          <a:blip r:embed="rId116"/>
+                          <a:blip r:embed="rId120"/>
                           <a:stretch>
                             <a:fillRect/>
                           </a:stretch>
@@ -17344,8 +17734,8 @@
         </w:tc>
       </w:tr>
     </w:tbl>
-    <w:bookmarkEnd w:id="119"/>
-    <w:bookmarkStart w:id="120" w:name="rem-standardization-units"/>
+    <w:bookmarkEnd w:id="123"/>
+    <w:bookmarkStart w:id="124" w:name="rem-standardization-units"/>
     <w:p>
       <w:pPr>
         <w:pStyle w:val="BodyText"/>
@@ -17420,8 +17810,8 @@
         <w:t xml:space="preserve">both become unitless numbers of standard deviations.</w:t>
       </w:r>
     </w:p>
-    <w:bookmarkEnd w:id="120"/>
-    <w:bookmarkStart w:id="123" w:name="thm-standardized-mean-sd"/>
+    <w:bookmarkEnd w:id="124"/>
+    <w:bookmarkStart w:id="127" w:name="thm-standardized-mean-sd"/>
     <w:p>
       <w:pPr>
         <w:pStyle w:val="BodyText"/>
@@ -17619,18 +18009,18 @@
                 <wp:inline>
                   <wp:extent cx="152400" cy="152400"/>
                   <wp:effectExtent b="0" l="0" r="0" t="0"/>
-                  <wp:docPr descr="" title="" id="121" name="Picture"/>
+                  <wp:docPr descr="" title="" id="125" name="Picture"/>
                   <a:graphic>
                     <a:graphicData uri="http://schemas.openxmlformats.org/drawingml/2006/picture">
                       <pic:pic>
                         <pic:nvPicPr>
-                          <pic:cNvPr descr="/opt/quarto/share/formats/docx/note.png" id="122" name="Picture"/>
+                          <pic:cNvPr descr="/opt/quarto/share/formats/docx/note.png" id="126" name="Picture"/>
                           <pic:cNvPicPr>
                             <a:picLocks noChangeArrowheads="1" noChangeAspect="1"/>
                           </pic:cNvPicPr>
                         </pic:nvPicPr>
                         <pic:blipFill>
-                          <a:blip r:embed="rId116"/>
+                          <a:blip r:embed="rId120"/>
                           <a:stretch>
                             <a:fillRect/>
                           </a:stretch>
@@ -17709,7 +18099,7 @@
         </w:tc>
       </w:tr>
     </w:tbl>
-    <w:bookmarkEnd w:id="123"/>
+    <w:bookmarkEnd w:id="127"/>
     <w:p>
       <w:pPr>
         <w:pStyle w:val="BodyText"/>
@@ -18422,7 +18812,7 @@
         <w:t xml:space="preserve">.</w:t>
       </w:r>
     </w:p>
-    <w:bookmarkStart w:id="124" w:name="exm-scale-wcgs"/>
+    <w:bookmarkStart w:id="128" w:name="exm-scale-wcgs"/>
     <w:p>
       <w:pPr>
         <w:pStyle w:val="BodyText"/>
@@ -18700,8 +19090,8 @@
         <w:t xml:space="preserve">is needed because 12 of the cholesterol values are missing.</w:t>
       </w:r>
     </w:p>
-    <w:bookmarkEnd w:id="124"/>
-    <w:bookmarkStart w:id="127" w:name="def-min-max-scaling"/>
+    <w:bookmarkEnd w:id="128"/>
+    <w:bookmarkStart w:id="131" w:name="def-min-max-scaling"/>
     <w:p>
       <w:pPr>
         <w:pStyle w:val="BodyText"/>
@@ -18711,7 +19101,7 @@
           <w:b/>
           <w:bCs/>
         </w:rPr>
-        <w:t xml:space="preserve">Definition 20 (Min-max scaling)</w:t>
+        <w:t xml:space="preserve">Definition 22 (Min-max scaling)</w:t>
       </w:r>
       <w:r>
         <w:t xml:space="preserve"> </w:t>
@@ -19025,18 +19415,18 @@
                 <wp:inline>
                   <wp:extent cx="152400" cy="152400"/>
                   <wp:effectExtent b="0" l="0" r="0" t="0"/>
-                  <wp:docPr descr="" title="" id="125" name="Picture"/>
+                  <wp:docPr descr="" title="" id="129" name="Picture"/>
                   <a:graphic>
                     <a:graphicData uri="http://schemas.openxmlformats.org/drawingml/2006/picture">
                       <pic:pic>
                         <pic:nvPicPr>
-                          <pic:cNvPr descr="/opt/quarto/share/formats/docx/note.png" id="126" name="Picture"/>
+                          <pic:cNvPr descr="/opt/quarto/share/formats/docx/note.png" id="130" name="Picture"/>
                           <pic:cNvPicPr>
                             <a:picLocks noChangeArrowheads="1" noChangeAspect="1"/>
                           </pic:cNvPicPr>
                         </pic:nvPicPr>
                         <pic:blipFill>
-                          <a:blip r:embed="rId116"/>
+                          <a:blip r:embed="rId120"/>
                           <a:stretch>
                             <a:fillRect/>
                           </a:stretch>
@@ -19103,8 +19493,8 @@
         </w:tc>
       </w:tr>
     </w:tbl>
-    <w:bookmarkEnd w:id="127"/>
-    <w:bookmarkStart w:id="128" w:name="rem-min-max-outliers"/>
+    <w:bookmarkEnd w:id="131"/>
+    <w:bookmarkStart w:id="132" w:name="rem-min-max-outliers"/>
     <w:p>
       <w:pPr>
         <w:pStyle w:val="BodyText"/>
@@ -19313,8 +19703,8 @@
         <w:t xml:space="preserve">.</w:t>
       </w:r>
     </w:p>
-    <w:bookmarkEnd w:id="128"/>
-    <w:bookmarkStart w:id="129" w:name="exm-min-max-wcgs"/>
+    <w:bookmarkEnd w:id="132"/>
+    <w:bookmarkStart w:id="133" w:name="exm-min-max-wcgs"/>
     <w:p>
       <w:pPr>
         <w:pStyle w:val="BodyText"/>
@@ -19553,10 +19943,10 @@
         <w:t xml:space="preserve">but have no units.</w:t>
       </w:r>
     </w:p>
-    <w:bookmarkEnd w:id="129"/>
-    <w:bookmarkEnd w:id="130"/>
-    <w:bookmarkEnd w:id="131"/>
-    <w:bookmarkStart w:id="133" w:name="an-exploratory-data-analysis-workflow"/>
+    <w:bookmarkEnd w:id="133"/>
+    <w:bookmarkEnd w:id="134"/>
+    <w:bookmarkEnd w:id="135"/>
+    <w:bookmarkStart w:id="137" w:name="an-exploratory-data-analysis-workflow"/>
     <w:p>
       <w:pPr>
         <w:pStyle w:val="Heading2"/>
@@ -19784,7 +20174,7 @@
       <w:tr>
         <w:tc>
           <w:tcPr/>
-          <w:bookmarkStart w:id="132" w:name="tbl-wcgs-all-summary"/>
+          <w:bookmarkStart w:id="136" w:name="tbl-wcgs-all-summary"/>
           <w:p>
             <w:pPr>
               <w:jc w:val="center"/>
@@ -20965,12 +21355,12 @@
               </w:tc>
             </w:tr>
           </w:tbl>
-          <w:bookmarkEnd w:id="132"/>
+          <w:bookmarkEnd w:id="136"/>
         </w:tc>
       </w:tr>
     </w:tbl>
-    <w:bookmarkEnd w:id="133"/>
-    <w:bookmarkStart w:id="142" w:name="references"/>
+    <w:bookmarkEnd w:id="137"/>
+    <w:bookmarkStart w:id="146" w:name="references"/>
     <w:p>
       <w:pPr>
         <w:pStyle w:val="Heading2"/>
@@ -20979,8 +21369,8 @@
         <w:t xml:space="preserve">References</w:t>
       </w:r>
     </w:p>
-    <w:bookmarkStart w:id="141" w:name="refs"/>
-    <w:bookmarkStart w:id="134" w:name="ref-geron2017hands"/>
+    <w:bookmarkStart w:id="145" w:name="refs"/>
+    <w:bookmarkStart w:id="138" w:name="ref-geron2017hands"/>
     <w:p>
       <w:pPr>
         <w:pStyle w:val="Bibliography"/>
@@ -21044,8 +21434,8 @@
         <w:t xml:space="preserve">. 1st ed. O’Reilly Media.</w:t>
       </w:r>
     </w:p>
-    <w:bookmarkEnd w:id="134"/>
-    <w:bookmarkStart w:id="136" w:name="ref-james2021islr2e"/>
+    <w:bookmarkEnd w:id="138"/>
+    <w:bookmarkStart w:id="140" w:name="ref-james2021islr2e"/>
     <w:p>
       <w:pPr>
         <w:pStyle w:val="Bibliography"/>
@@ -21083,7 +21473,7 @@
       <w:r>
         <w:t xml:space="preserve"> </w:t>
       </w:r>
-      <w:hyperlink r:id="rId135">
+      <w:hyperlink r:id="rId139">
         <w:r>
           <w:rPr>
             <w:rStyle w:val="Hyperlink"/>
@@ -21095,8 +21485,8 @@
         <w:t xml:space="preserve">.</w:t>
       </w:r>
     </w:p>
-    <w:bookmarkEnd w:id="136"/>
-    <w:bookmarkStart w:id="138" w:name="ref-rosenman1975coronary"/>
+    <w:bookmarkEnd w:id="140"/>
+    <w:bookmarkStart w:id="142" w:name="ref-rosenman1975coronary"/>
     <w:p>
       <w:pPr>
         <w:pStyle w:val="Bibliography"/>
@@ -21138,7 +21528,7 @@
       <w:r>
         <w:t xml:space="preserve"> </w:t>
       </w:r>
-      <w:hyperlink r:id="rId137">
+      <w:hyperlink r:id="rId141">
         <w:r>
           <w:rPr>
             <w:rStyle w:val="Hyperlink"/>
@@ -21150,8 +21540,8 @@
         <w:t xml:space="preserve">.</w:t>
       </w:r>
     </w:p>
-    <w:bookmarkEnd w:id="138"/>
-    <w:bookmarkStart w:id="140" w:name="ref-vittinghoff2e"/>
+    <w:bookmarkEnd w:id="142"/>
+    <w:bookmarkStart w:id="144" w:name="ref-vittinghoff2e"/>
     <w:p>
       <w:pPr>
         <w:pStyle w:val="Bibliography"/>
@@ -21175,7 +21565,7 @@
       <w:r>
         <w:t xml:space="preserve"> </w:t>
       </w:r>
-      <w:hyperlink r:id="rId139">
+      <w:hyperlink r:id="rId143">
         <w:r>
           <w:rPr>
             <w:rStyle w:val="Hyperlink"/>
@@ -21187,9 +21577,9 @@
         <w:t xml:space="preserve">.</w:t>
       </w:r>
     </w:p>
-    <w:bookmarkEnd w:id="140"/>
-    <w:bookmarkEnd w:id="141"/>
-    <w:bookmarkEnd w:id="142"/>
+    <w:bookmarkEnd w:id="144"/>
+    <w:bookmarkEnd w:id="145"/>
+    <w:bookmarkEnd w:id="146"/>
     <w:sectPr>
       <w:footnotePr>
         <w:numRestart w:val="eachSect"/>

--- a/pr-preview/pr-111/exploratory-descriptive-handout.docx
+++ b/pr-preview/pr-111/exploratory-descriptive-handout.docx
@@ -15,7 +15,7 @@
         <w:pStyle w:val="Date"/>
       </w:pPr>
       <w:r>
-        <w:t xml:space="preserve">Last modified: 2026-10-12 15:52:53 (PDT)</w:t>
+        <w:t xml:space="preserve">Last modified: 2026-10-12 17:29:49 (PDT)</w:t>
       </w:r>
     </w:p>
     <w:bookmarkStart w:id="24" w:name="introduction"/>
@@ -2115,22 +2115,29 @@
         </m:oMathParaPr>
         <m:oMath>
           <m:r>
+            <m:rPr>
+              <m:sty m:val="p"/>
+            </m:rPr>
             <m:t>P</m:t>
           </m:r>
           <m:r>
-            <m:rPr>
-              <m:sty m:val="p"/>
-            </m:rPr>
-            <m:t>(</m:t>
+            <m:t>​</m:t>
           </m:r>
+          <m:d>
+            <m:dPr>
+              <m:begChr m:val="("/>
+              <m:sepChr m:val=""/>
+              <m:endChr m:val=")"/>
+              <m:grow/>
+            </m:dPr>
+            <m:e>
+              <m:r>
+                <m:t>A</m:t>
+              </m:r>
+            </m:e>
+          </m:d>
           <m:r>
-            <m:t>A</m:t>
-          </m:r>
-          <m:r>
-            <m:rPr>
-              <m:sty m:val="p"/>
-            </m:rPr>
-            <m:t>)</m:t>
+            <m:t>​</m:t>
           </m:r>
           <m:limUpp>
             <m:e>
@@ -2220,7 +2227,21 @@
         <w:t xml:space="preserve"> </w:t>
       </w:r>
       <w:r>
-        <w:t xml:space="preserve">For a finite population of</w:t>
+        <w:t xml:space="preserve">For a finite population</w:t>
+      </w:r>
+      <w:r>
+        <w:t xml:space="preserve"> </w:t>
+      </w:r>
+      <m:oMath>
+        <m:r>
+          <m:t>U</m:t>
+        </m:r>
+      </m:oMath>
+      <w:r>
+        <w:t xml:space="preserve"> </w:t>
+      </w:r>
+      <w:r>
+        <w:t xml:space="preserve">of</w:t>
       </w:r>
       <w:r>
         <w:t xml:space="preserve"> </w:t>
@@ -2234,7 +2255,67 @@
         <w:t xml:space="preserve"> </w:t>
       </w:r>
       <w:r>
-        <w:t xml:space="preserve">units, the random choice gives each unit probability</w:t>
+        <w:t xml:space="preserve">units, with</w:t>
+      </w:r>
+      <w:r>
+        <w:t xml:space="preserve"> </w:t>
+      </w:r>
+      <m:oMath>
+        <m:r>
+          <m:t>X</m:t>
+        </m:r>
+        <m:r>
+          <m:rPr>
+            <m:sty m:val="p"/>
+          </m:rPr>
+          <m:t>(</m:t>
+        </m:r>
+        <m:r>
+          <m:t>u</m:t>
+        </m:r>
+        <m:r>
+          <m:rPr>
+            <m:sty m:val="p"/>
+          </m:rPr>
+          <m:t>)</m:t>
+        </m:r>
+      </m:oMath>
+      <w:r>
+        <w:t xml:space="preserve"> </w:t>
+      </w:r>
+      <w:r>
+        <w:t xml:space="preserve">the value of</w:t>
+      </w:r>
+      <w:r>
+        <w:t xml:space="preserve"> </w:t>
+      </w:r>
+      <m:oMath>
+        <m:r>
+          <m:t>X</m:t>
+        </m:r>
+      </m:oMath>
+      <w:r>
+        <w:t xml:space="preserve"> </w:t>
+      </w:r>
+      <w:r>
+        <w:t xml:space="preserve">for unit</w:t>
+      </w:r>
+      <w:r>
+        <w:t xml:space="preserve"> </w:t>
+      </w:r>
+      <m:oMath>
+        <m:r>
+          <m:t>u</m:t>
+        </m:r>
+      </m:oMath>
+      <w:r>
+        <w:t xml:space="preserve">,</w:t>
+      </w:r>
+      <w:r>
+        <w:t xml:space="preserve"> </w:t>
+      </w:r>
+      <w:r>
+        <w:t xml:space="preserve">the random choice gives each unit probability</w:t>
       </w:r>
       <w:r>
         <w:t xml:space="preserve"> </w:t>
@@ -2267,22 +2348,29 @@
         </m:oMathParaPr>
         <m:oMath>
           <m:r>
+            <m:rPr>
+              <m:sty m:val="p"/>
+            </m:rPr>
             <m:t>P</m:t>
           </m:r>
           <m:r>
-            <m:rPr>
-              <m:sty m:val="p"/>
-            </m:rPr>
-            <m:t>(</m:t>
+            <m:t>​</m:t>
           </m:r>
+          <m:d>
+            <m:dPr>
+              <m:begChr m:val="("/>
+              <m:sepChr m:val=""/>
+              <m:endChr m:val=")"/>
+              <m:grow/>
+            </m:dPr>
+            <m:e>
+              <m:r>
+                <m:t>A</m:t>
+              </m:r>
+            </m:e>
+          </m:d>
           <m:r>
-            <m:t>A</m:t>
-          </m:r>
-          <m:r>
-            <m:rPr>
-              <m:sty m:val="p"/>
-            </m:rPr>
-            <m:t>)</m:t>
+            <m:t>​</m:t>
           </m:r>
           <m:r>
             <m:rPr>
@@ -2296,23 +2384,81 @@
             </m:fPr>
             <m:num>
               <m:r>
-                <m:rPr>
-                  <m:nor/>
-                  <m:sty m:val="p"/>
-                </m:rPr>
-                <m:t>number of units in the population with </m:t>
+                <m:t>​</m:t>
               </m:r>
+              <m:d>
+                <m:dPr>
+                  <m:begChr m:val="|"/>
+                  <m:sepChr m:val=""/>
+                  <m:endChr m:val="|"/>
+                  <m:grow/>
+                </m:dPr>
+                <m:e>
+                  <m:r>
+                    <m:t>​</m:t>
+                  </m:r>
+                  <m:d>
+                    <m:dPr>
+                      <m:begChr m:val="{"/>
+                      <m:sepChr m:val=""/>
+                      <m:endChr m:val="}"/>
+                      <m:grow/>
+                    </m:dPr>
+                    <m:e>
+                      <m:r>
+                        <m:t>u</m:t>
+                      </m:r>
+                      <m:r>
+                        <m:rPr>
+                          <m:sty m:val="p"/>
+                        </m:rPr>
+                        <m:t>∈</m:t>
+                      </m:r>
+                      <m:r>
+                        <m:t>U</m:t>
+                      </m:r>
+                      <m:r>
+                        <m:rPr>
+                          <m:sty m:val="p"/>
+                        </m:rPr>
+                        <m:t>:</m:t>
+                      </m:r>
+                      <m:r>
+                        <m:t>X</m:t>
+                      </m:r>
+                      <m:r>
+                        <m:rPr>
+                          <m:sty m:val="p"/>
+                        </m:rPr>
+                        <m:t>(</m:t>
+                      </m:r>
+                      <m:r>
+                        <m:t>u</m:t>
+                      </m:r>
+                      <m:r>
+                        <m:rPr>
+                          <m:sty m:val="p"/>
+                        </m:rPr>
+                        <m:t>)</m:t>
+                      </m:r>
+                      <m:r>
+                        <m:rPr>
+                          <m:sty m:val="p"/>
+                        </m:rPr>
+                        <m:t>∈</m:t>
+                      </m:r>
+                      <m:r>
+                        <m:t>A</m:t>
+                      </m:r>
+                    </m:e>
+                  </m:d>
+                  <m:r>
+                    <m:t>​</m:t>
+                  </m:r>
+                </m:e>
+              </m:d>
               <m:r>
-                <m:t>X</m:t>
-              </m:r>
-              <m:r>
-                <m:rPr>
-                  <m:sty m:val="p"/>
-                </m:rPr>
-                <m:t>∈</m:t>
-              </m:r>
-              <m:r>
-                <m:t>A</m:t>
+                <m:t>​</m:t>
               </m:r>
             </m:num>
             <m:den>
@@ -2360,22 +2506,29 @@
       </w:r>
       <m:oMath>
         <m:r>
+          <m:rPr>
+            <m:sty m:val="p"/>
+          </m:rPr>
           <m:t>F</m:t>
         </m:r>
         <m:r>
-          <m:rPr>
-            <m:sty m:val="p"/>
-          </m:rPr>
-          <m:t>(</m:t>
+          <m:t>​</m:t>
         </m:r>
+        <m:d>
+          <m:dPr>
+            <m:begChr m:val="("/>
+            <m:sepChr m:val=""/>
+            <m:endChr m:val=")"/>
+            <m:grow/>
+          </m:dPr>
+          <m:e>
+            <m:r>
+              <m:t>t</m:t>
+            </m:r>
+          </m:e>
+        </m:d>
         <m:r>
-          <m:t>t</m:t>
-        </m:r>
-        <m:r>
-          <m:rPr>
-            <m:sty m:val="p"/>
-          </m:rPr>
-          <m:t>)</m:t>
+          <m:t>​</m:t>
         </m:r>
         <m:r>
           <m:rPr>
@@ -2384,6 +2537,9 @@
           <m:t>=</m:t>
         </m:r>
         <m:r>
+          <m:rPr>
+            <m:sty m:val="p"/>
+          </m:rPr>
           <m:t>P</m:t>
         </m:r>
         <m:r>
@@ -2712,6 +2868,9 @@
             <m:t> </m:t>
           </m:r>
           <m:r>
+            <m:rPr>
+              <m:sty m:val="p"/>
+            </m:rPr>
             <m:t>P</m:t>
           </m:r>
           <m:r>
@@ -2735,6 +2894,9 @@
       </w:r>
       <m:oMath>
         <m:r>
+          <m:rPr>
+            <m:sty m:val="p"/>
+          </m:rPr>
           <m:t>P</m:t>
         </m:r>
       </m:oMath>

--- a/pr-preview/pr-111/exploratory-descriptive-handout.docx
+++ b/pr-preview/pr-111/exploratory-descriptive-handout.docx
@@ -15,7 +15,7 @@
         <w:pStyle w:val="Date"/>
       </w:pPr>
       <w:r>
-        <w:t xml:space="preserve">Last modified: 2026-10-12 17:29:49 (PDT)</w:t>
+        <w:t xml:space="preserve">Last modified: 2026-10-12 20:15:17 (PDT)</w:t>
       </w:r>
     </w:p>
     <w:bookmarkStart w:id="24" w:name="introduction"/>
